--- a/stone/Supporto Presidia/02_Supporto/02_Template/14_ Schede prodotti chimici /polvere di legno tenero .docx
+++ b/stone/Supporto Presidia/02_Supporto/02_Template/14_ Schede prodotti chimici /polvere di legno tenero .docx
@@ -1,6 +1,6 @@
 
 <file path=word/document.xml><?xml version="1.0" encoding="utf-8"?>
-<w:document xmlns:wpc="http://schemas.microsoft.com/office/word/2010/wordprocessingCanvas" xmlns:cx="http://schemas.microsoft.com/office/drawing/2014/chartex" xmlns:cx1="http://schemas.microsoft.com/office/drawing/2015/9/8/chartex" xmlns:cx2="http://schemas.microsoft.com/office/drawing/2015/10/21/chartex" xmlns:cx3="http://schemas.microsoft.com/office/drawing/2016/5/9/chartex" xmlns:cx4="http://schemas.microsoft.com/office/drawing/2016/5/10/chartex" xmlns:cx5="http://schemas.microsoft.com/office/drawing/2016/5/11/chartex" xmlns:cx6="http://schemas.microsoft.com/office/drawing/2016/5/12/chartex" xmlns:cx7="http://schemas.microsoft.com/office/drawing/2016/5/13/chartex" xmlns:cx8="http://schemas.microsoft.com/office/drawing/2016/5/14/chartex" xmlns:mc="http://schemas.openxmlformats.org/markup-compatibility/2006" xmlns:aink="http://schemas.microsoft.com/office/drawing/2016/ink" xmlns:am3d="http://schemas.microsoft.com/office/drawing/2017/model3d" xmlns:o="urn:schemas-microsoft-com:office:office" xmlns:oel="http://schemas.microsoft.com/office/2019/extlst" xmlns:r="http://schemas.openxmlformats.org/officeDocument/2006/relationships" xmlns:m="http://schemas.openxmlformats.org/officeDocument/2006/math" xmlns:v="urn:schemas-microsoft-com:vml" xmlns:wp14="http://schemas.microsoft.com/office/word/2010/wordprocessingDrawing" xmlns:wp="http://schemas.openxmlformats.org/drawingml/2006/wordprocessingDrawing" xmlns:w10="urn:schemas-microsoft-com:office:word" xmlns:w="http://schemas.openxmlformats.org/wordprocessingml/2006/main" xmlns:w14="http://schemas.microsoft.com/office/word/2010/wordml" xmlns:w15="http://schemas.microsoft.com/office/word/2012/wordml" xmlns:w16cex="http://schemas.microsoft.com/office/word/2018/wordml/cex" xmlns:w16cid="http://schemas.microsoft.com/office/word/2016/wordml/cid" xmlns:w16="http://schemas.microsoft.com/office/word/2018/wordml" xmlns:w16du="http://schemas.microsoft.com/office/word/2023/wordml/word16du" xmlns:w16sdtdh="http://schemas.microsoft.com/office/word/2020/wordml/sdtdatahash" xmlns:w16se="http://schemas.microsoft.com/office/word/2015/wordml/symex" xmlns:wpg="http://schemas.microsoft.com/office/word/2010/wordprocessingGroup" xmlns:wpi="http://schemas.microsoft.com/office/word/2010/wordprocessingInk" xmlns:wne="http://schemas.microsoft.com/office/word/2006/wordml" xmlns:wps="http://schemas.microsoft.com/office/word/2010/wordprocessingShape" mc:Ignorable="w14 w15 w16se w16cid w16 w16cex w16sdtdh w16du wp14">
+<w:document xmlns:wpc="http://schemas.microsoft.com/office/word/2010/wordprocessingCanvas" xmlns:cx="http://schemas.microsoft.com/office/drawing/2014/chartex" xmlns:cx1="http://schemas.microsoft.com/office/drawing/2015/9/8/chartex" xmlns:cx2="http://schemas.microsoft.com/office/drawing/2015/10/21/chartex" xmlns:cx3="http://schemas.microsoft.com/office/drawing/2016/5/9/chartex" xmlns:cx4="http://schemas.microsoft.com/office/drawing/2016/5/10/chartex" xmlns:cx5="http://schemas.microsoft.com/office/drawing/2016/5/11/chartex" xmlns:cx6="http://schemas.microsoft.com/office/drawing/2016/5/12/chartex" xmlns:cx7="http://schemas.microsoft.com/office/drawing/2016/5/13/chartex" xmlns:cx8="http://schemas.microsoft.com/office/drawing/2016/5/14/chartex" xmlns:mc="http://schemas.openxmlformats.org/markup-compatibility/2006" xmlns:aink="http://schemas.microsoft.com/office/drawing/2016/ink" xmlns:am3d="http://schemas.microsoft.com/office/drawing/2017/model3d" xmlns:o="urn:schemas-microsoft-com:office:office" xmlns:oel="http://schemas.microsoft.com/office/2019/extlst" xmlns:r="http://schemas.openxmlformats.org/officeDocument/2006/relationships" xmlns:m="http://schemas.openxmlformats.org/officeDocument/2006/math" xmlns:v="urn:schemas-microsoft-com:vml" xmlns:wp14="http://schemas.microsoft.com/office/word/2010/wordprocessingDrawing" xmlns:wp="http://schemas.openxmlformats.org/drawingml/2006/wordprocessingDrawing" xmlns:w10="urn:schemas-microsoft-com:office:word" xmlns:w="http://schemas.openxmlformats.org/wordprocessingml/2006/main" xmlns:w14="http://schemas.microsoft.com/office/word/2010/wordml" xmlns:w15="http://schemas.microsoft.com/office/word/2012/wordml" xmlns:w16cex="http://schemas.microsoft.com/office/word/2018/wordml/cex" xmlns:w16cid="http://schemas.microsoft.com/office/word/2016/wordml/cid" xmlns:w16="http://schemas.microsoft.com/office/word/2018/wordml" xmlns:w16du="http://schemas.microsoft.com/office/word/2023/wordml/word16du" xmlns:w16sdtdh="http://schemas.microsoft.com/office/word/2020/wordml/sdtdatahash" xmlns:w16sdtfl="http://schemas.microsoft.com/office/word/2024/wordml/sdtformatlock" xmlns:w16se="http://schemas.microsoft.com/office/word/2015/wordml/symex" xmlns:wpg="http://schemas.microsoft.com/office/word/2010/wordprocessingGroup" xmlns:wpi="http://schemas.microsoft.com/office/word/2010/wordprocessingInk" xmlns:wne="http://schemas.microsoft.com/office/word/2006/wordml" xmlns:wps="http://schemas.microsoft.com/office/word/2010/wordprocessingShape" mc:Ignorable="w14 w15 w16se w16cid w16 w16cex w16sdtdh w16sdtfl w16du wp14">
   <w:body>
     <w:tbl>
       <w:tblPr>
@@ -17,28 +17,28 @@
         <w:tblLook w:val="01E0" w:firstRow="1" w:lastRow="1" w:firstColumn="1" w:lastColumn="1" w:noHBand="0" w:noVBand="0"/>
       </w:tblPr>
       <w:tblGrid>
-        <w:gridCol w:w="391"/>
+        <w:gridCol w:w="390"/>
         <w:gridCol w:w="274"/>
-        <w:gridCol w:w="712"/>
+        <w:gridCol w:w="713"/>
         <w:gridCol w:w="242"/>
-        <w:gridCol w:w="717"/>
+        <w:gridCol w:w="715"/>
         <w:gridCol w:w="66"/>
         <w:gridCol w:w="541"/>
         <w:gridCol w:w="264"/>
-        <w:gridCol w:w="375"/>
+        <w:gridCol w:w="377"/>
         <w:gridCol w:w="266"/>
-        <w:gridCol w:w="847"/>
+        <w:gridCol w:w="848"/>
         <w:gridCol w:w="80"/>
         <w:gridCol w:w="47"/>
         <w:gridCol w:w="71"/>
-        <w:gridCol w:w="1273"/>
+        <w:gridCol w:w="1272"/>
         <w:gridCol w:w="248"/>
         <w:gridCol w:w="648"/>
         <w:gridCol w:w="123"/>
-        <w:gridCol w:w="57"/>
+        <w:gridCol w:w="56"/>
         <w:gridCol w:w="270"/>
-        <w:gridCol w:w="342"/>
-        <w:gridCol w:w="1774"/>
+        <w:gridCol w:w="341"/>
+        <w:gridCol w:w="1776"/>
       </w:tblGrid>
       <w:tr>
         <w:trPr>
@@ -62,11 +62,13 @@
             <w:pPr>
               <w:jc w:val="center"/>
               <w:rPr>
-                <w:b/>
-              </w:rPr>
-            </w:pPr>
-            <w:r>
-              <w:rPr>
+                <w:rFonts w:ascii="Aptos" w:hAnsi="Aptos"/>
+                <w:b/>
+              </w:rPr>
+            </w:pPr>
+            <w:r>
+              <w:rPr>
+                <w:rFonts w:ascii="Aptos" w:hAnsi="Aptos"/>
                 <w:b/>
               </w:rPr>
               <w:t>SCHEDA</w:t>
@@ -91,6 +93,7 @@
             <w:pPr>
               <w:jc w:val="center"/>
               <w:rPr>
+                <w:rFonts w:ascii="Aptos" w:hAnsi="Aptos"/>
                 <w:b/>
                 <w:sz w:val="28"/>
                 <w:szCs w:val="28"/>
@@ -116,12 +119,14 @@
             <w:pPr>
               <w:jc w:val="center"/>
               <w:rPr>
-                <w:sz w:val="20"/>
-                <w:szCs w:val="20"/>
-              </w:rPr>
-            </w:pPr>
-            <w:r>
-              <w:rPr>
+                <w:rFonts w:ascii="Aptos" w:hAnsi="Aptos"/>
+                <w:sz w:val="20"/>
+                <w:szCs w:val="20"/>
+              </w:rPr>
+            </w:pPr>
+            <w:r>
+              <w:rPr>
+                <w:rFonts w:ascii="Aptos" w:hAnsi="Aptos"/>
                 <w:sz w:val="20"/>
                 <w:szCs w:val="20"/>
               </w:rPr>
@@ -146,11 +151,13 @@
           <w:p>
             <w:pPr>
               <w:rPr>
-                <w:b/>
-              </w:rPr>
-            </w:pPr>
-            <w:r>
-              <w:rPr>
+                <w:rFonts w:ascii="Aptos" w:hAnsi="Aptos"/>
+                <w:b/>
+              </w:rPr>
+            </w:pPr>
+            <w:r>
+              <w:rPr>
+                <w:rFonts w:ascii="Aptos" w:hAnsi="Aptos"/>
                 <w:b/>
               </w:rPr>
               <w:t>Polveri di legno tenero</w:t>
@@ -172,11 +179,11 @@
               <w:bottom w:val="nil"/>
               <w:right w:val="single" w:sz="4" w:space="0" w:color="auto"/>
             </w:tcBorders>
-            <w:shd w:val="clear" w:color="auto" w:fill="auto"/>
-          </w:tcPr>
-          <w:p>
-            <w:pPr>
-              <w:rPr>
+          </w:tcPr>
+          <w:p>
+            <w:pPr>
+              <w:rPr>
+                <w:rFonts w:ascii="Aptos" w:hAnsi="Aptos"/>
                 <w:b/>
                 <w:sz w:val="10"/>
                 <w:szCs w:val="10"/>
@@ -195,18 +202,19 @@
               <w:bottom w:val="single" w:sz="12" w:space="0" w:color="auto"/>
               <w:right w:val="single" w:sz="12" w:space="0" w:color="auto"/>
             </w:tcBorders>
-            <w:shd w:val="clear" w:color="auto" w:fill="auto"/>
             <w:vAlign w:val="center"/>
             <w:hideMark/>
           </w:tcPr>
           <w:p>
             <w:pPr>
               <w:rPr>
-                <w:b/>
-              </w:rPr>
-            </w:pPr>
-            <w:r>
-              <w:rPr>
+                <w:rFonts w:ascii="Aptos" w:hAnsi="Aptos"/>
+                <w:b/>
+              </w:rPr>
+            </w:pPr>
+            <w:r>
+              <w:rPr>
+                <w:rFonts w:ascii="Aptos" w:hAnsi="Aptos"/>
                 <w:b/>
               </w:rPr>
               <w:t>A</w:t>
@@ -223,18 +231,19 @@
               <w:bottom w:val="nil"/>
               <w:right w:val="single" w:sz="4" w:space="0" w:color="auto"/>
             </w:tcBorders>
-            <w:shd w:val="clear" w:color="auto" w:fill="auto"/>
             <w:vAlign w:val="center"/>
             <w:hideMark/>
           </w:tcPr>
           <w:p>
             <w:pPr>
               <w:rPr>
-                <w:b/>
-              </w:rPr>
-            </w:pPr>
-            <w:r>
-              <w:rPr>
+                <w:rFonts w:ascii="Aptos" w:hAnsi="Aptos"/>
+                <w:b/>
+              </w:rPr>
+            </w:pPr>
+            <w:r>
+              <w:rPr>
+                <w:rFonts w:ascii="Aptos" w:hAnsi="Aptos"/>
                 <w:b/>
               </w:rPr>
               <w:t>IDENTIFICAZIONE AGENTE</w:t>
@@ -256,11 +265,11 @@
               <w:bottom w:val="single" w:sz="4" w:space="0" w:color="auto"/>
               <w:right w:val="single" w:sz="4" w:space="0" w:color="auto"/>
             </w:tcBorders>
-            <w:shd w:val="clear" w:color="auto" w:fill="auto"/>
-          </w:tcPr>
-          <w:p>
-            <w:pPr>
-              <w:rPr>
+          </w:tcPr>
+          <w:p>
+            <w:pPr>
+              <w:rPr>
+                <w:rFonts w:ascii="Aptos" w:hAnsi="Aptos"/>
                 <w:b/>
                 <w:sz w:val="10"/>
                 <w:szCs w:val="10"/>
@@ -280,19 +289,20 @@
               <w:bottom w:val="single" w:sz="4" w:space="0" w:color="auto"/>
               <w:right w:val="single" w:sz="4" w:space="0" w:color="auto"/>
             </w:tcBorders>
-            <w:shd w:val="clear" w:color="auto" w:fill="auto"/>
-            <w:hideMark/>
-          </w:tcPr>
-          <w:p>
-            <w:pPr>
-              <w:rPr>
-                <w:b/>
-                <w:sz w:val="20"/>
-                <w:szCs w:val="20"/>
-              </w:rPr>
-            </w:pPr>
-            <w:r>
-              <w:rPr>
+            <w:hideMark/>
+          </w:tcPr>
+          <w:p>
+            <w:pPr>
+              <w:rPr>
+                <w:rFonts w:ascii="Aptos" w:hAnsi="Aptos"/>
+                <w:b/>
+                <w:sz w:val="20"/>
+                <w:szCs w:val="20"/>
+              </w:rPr>
+            </w:pPr>
+            <w:r>
+              <w:rPr>
+                <w:rFonts w:ascii="Aptos" w:hAnsi="Aptos"/>
                 <w:b/>
                 <w:sz w:val="20"/>
                 <w:szCs w:val="20"/>
@@ -311,19 +321,20 @@
               <w:bottom w:val="single" w:sz="4" w:space="0" w:color="auto"/>
               <w:right w:val="single" w:sz="4" w:space="0" w:color="auto"/>
             </w:tcBorders>
-            <w:shd w:val="clear" w:color="auto" w:fill="auto"/>
-            <w:hideMark/>
-          </w:tcPr>
-          <w:p>
-            <w:pPr>
-              <w:rPr>
-                <w:b/>
-                <w:sz w:val="20"/>
-                <w:szCs w:val="20"/>
-              </w:rPr>
-            </w:pPr>
-            <w:r>
-              <w:rPr>
+            <w:hideMark/>
+          </w:tcPr>
+          <w:p>
+            <w:pPr>
+              <w:rPr>
+                <w:rFonts w:ascii="Aptos" w:hAnsi="Aptos"/>
+                <w:b/>
+                <w:sz w:val="20"/>
+                <w:szCs w:val="20"/>
+              </w:rPr>
+            </w:pPr>
+            <w:r>
+              <w:rPr>
+                <w:rFonts w:ascii="Aptos" w:hAnsi="Aptos"/>
                 <w:b/>
                 <w:sz w:val="20"/>
                 <w:szCs w:val="20"/>
@@ -342,19 +353,20 @@
               <w:bottom w:val="single" w:sz="4" w:space="0" w:color="auto"/>
               <w:right w:val="single" w:sz="4" w:space="0" w:color="auto"/>
             </w:tcBorders>
-            <w:shd w:val="clear" w:color="auto" w:fill="auto"/>
-            <w:hideMark/>
-          </w:tcPr>
-          <w:p>
-            <w:pPr>
-              <w:rPr>
-                <w:b/>
-                <w:sz w:val="20"/>
-                <w:szCs w:val="20"/>
-              </w:rPr>
-            </w:pPr>
-            <w:r>
-              <w:rPr>
+            <w:hideMark/>
+          </w:tcPr>
+          <w:p>
+            <w:pPr>
+              <w:rPr>
+                <w:rFonts w:ascii="Aptos" w:hAnsi="Aptos"/>
+                <w:b/>
+                <w:sz w:val="20"/>
+                <w:szCs w:val="20"/>
+              </w:rPr>
+            </w:pPr>
+            <w:r>
+              <w:rPr>
+                <w:rFonts w:ascii="Aptos" w:hAnsi="Aptos"/>
                 <w:b/>
                 <w:sz w:val="20"/>
                 <w:szCs w:val="20"/>
@@ -375,18 +387,19 @@
               <w:bottom w:val="nil"/>
               <w:right w:val="nil"/>
             </w:tcBorders>
-            <w:shd w:val="clear" w:color="auto" w:fill="auto"/>
-            <w:hideMark/>
-          </w:tcPr>
-          <w:p>
-            <w:pPr>
-              <w:rPr>
+            <w:hideMark/>
+          </w:tcPr>
+          <w:p>
+            <w:pPr>
+              <w:rPr>
+                <w:rFonts w:ascii="Aptos" w:hAnsi="Aptos"/>
                 <w:sz w:val="18"/>
                 <w:szCs w:val="18"/>
               </w:rPr>
             </w:pPr>
             <w:r>
               <w:rPr>
+                <w:rFonts w:ascii="Aptos" w:hAnsi="Aptos"/>
                 <w:sz w:val="18"/>
                 <w:szCs w:val="18"/>
               </w:rPr>
@@ -406,12 +419,27 @@
             <w:bookmarkStart w:id="0" w:name="Controllo3"/>
             <w:r>
               <w:rPr>
+                <w:rFonts w:ascii="Aptos" w:hAnsi="Aptos"/>
                 <w:sz w:val="18"/>
                 <w:szCs w:val="18"/>
               </w:rPr>
               <w:instrText xml:space="preserve"> FORMCHECKBOX </w:instrText>
             </w:r>
             <w:r>
+              <w:rPr>
+                <w:rFonts w:ascii="Aptos" w:hAnsi="Aptos"/>
+              </w:rPr>
+            </w:r>
+            <w:r>
+              <w:rPr>
+                <w:rFonts w:ascii="Aptos" w:hAnsi="Aptos"/>
+              </w:rPr>
+              <w:fldChar w:fldCharType="separate"/>
+            </w:r>
+            <w:r>
+              <w:rPr>
+                <w:rFonts w:ascii="Aptos" w:hAnsi="Aptos"/>
+              </w:rPr>
               <w:fldChar w:fldCharType="end"/>
             </w:r>
             <w:bookmarkEnd w:id="0"/>
@@ -427,18 +455,19 @@
               <w:bottom w:val="nil"/>
               <w:right w:val="single" w:sz="4" w:space="0" w:color="auto"/>
             </w:tcBorders>
-            <w:shd w:val="clear" w:color="auto" w:fill="auto"/>
-            <w:hideMark/>
-          </w:tcPr>
-          <w:p>
-            <w:pPr>
-              <w:rPr>
-                <w:sz w:val="20"/>
-                <w:szCs w:val="20"/>
-              </w:rPr>
-            </w:pPr>
-            <w:r>
-              <w:rPr>
+            <w:hideMark/>
+          </w:tcPr>
+          <w:p>
+            <w:pPr>
+              <w:rPr>
+                <w:rFonts w:ascii="Aptos" w:hAnsi="Aptos"/>
+                <w:sz w:val="20"/>
+                <w:szCs w:val="20"/>
+              </w:rPr>
+            </w:pPr>
+            <w:r>
+              <w:rPr>
+                <w:rFonts w:ascii="Aptos" w:hAnsi="Aptos"/>
                 <w:sz w:val="20"/>
                 <w:szCs w:val="20"/>
               </w:rPr>
@@ -456,18 +485,19 @@
               <w:bottom w:val="nil"/>
               <w:right w:val="nil"/>
             </w:tcBorders>
-            <w:shd w:val="clear" w:color="auto" w:fill="auto"/>
-            <w:hideMark/>
-          </w:tcPr>
-          <w:p>
-            <w:pPr>
-              <w:rPr>
+            <w:hideMark/>
+          </w:tcPr>
+          <w:p>
+            <w:pPr>
+              <w:rPr>
+                <w:rFonts w:ascii="Aptos" w:hAnsi="Aptos"/>
                 <w:sz w:val="18"/>
                 <w:szCs w:val="18"/>
               </w:rPr>
             </w:pPr>
             <w:r>
               <w:rPr>
+                <w:rFonts w:ascii="Aptos" w:hAnsi="Aptos"/>
                 <w:sz w:val="18"/>
                 <w:szCs w:val="18"/>
               </w:rPr>
@@ -485,6 +515,7 @@
             </w:r>
             <w:r>
               <w:rPr>
+                <w:rFonts w:ascii="Aptos" w:hAnsi="Aptos"/>
                 <w:sz w:val="18"/>
                 <w:szCs w:val="18"/>
               </w:rPr>
@@ -492,12 +523,22 @@
             </w:r>
             <w:r>
               <w:rPr>
+                <w:rFonts w:ascii="Aptos" w:hAnsi="Aptos"/>
                 <w:sz w:val="18"/>
                 <w:szCs w:val="18"/>
               </w:rPr>
             </w:r>
             <w:r>
               <w:rPr>
+                <w:rFonts w:ascii="Aptos" w:hAnsi="Aptos"/>
+                <w:sz w:val="18"/>
+                <w:szCs w:val="18"/>
+              </w:rPr>
+              <w:fldChar w:fldCharType="separate"/>
+            </w:r>
+            <w:r>
+              <w:rPr>
+                <w:rFonts w:ascii="Aptos" w:hAnsi="Aptos"/>
                 <w:sz w:val="18"/>
                 <w:szCs w:val="18"/>
               </w:rPr>
@@ -515,18 +556,19 @@
               <w:bottom w:val="nil"/>
               <w:right w:val="single" w:sz="4" w:space="0" w:color="auto"/>
             </w:tcBorders>
-            <w:shd w:val="clear" w:color="auto" w:fill="auto"/>
-            <w:hideMark/>
-          </w:tcPr>
-          <w:p>
-            <w:pPr>
-              <w:rPr>
-                <w:sz w:val="20"/>
-                <w:szCs w:val="20"/>
-              </w:rPr>
-            </w:pPr>
-            <w:r>
-              <w:rPr>
+            <w:hideMark/>
+          </w:tcPr>
+          <w:p>
+            <w:pPr>
+              <w:rPr>
+                <w:rFonts w:ascii="Aptos" w:hAnsi="Aptos"/>
+                <w:sz w:val="20"/>
+                <w:szCs w:val="20"/>
+              </w:rPr>
+            </w:pPr>
+            <w:r>
+              <w:rPr>
+                <w:rFonts w:ascii="Aptos" w:hAnsi="Aptos"/>
                 <w:sz w:val="20"/>
                 <w:szCs w:val="20"/>
               </w:rPr>
@@ -543,18 +585,19 @@
               <w:bottom w:val="nil"/>
               <w:right w:val="nil"/>
             </w:tcBorders>
-            <w:shd w:val="clear" w:color="auto" w:fill="auto"/>
-            <w:hideMark/>
-          </w:tcPr>
-          <w:p>
-            <w:pPr>
-              <w:rPr>
+            <w:hideMark/>
+          </w:tcPr>
+          <w:p>
+            <w:pPr>
+              <w:rPr>
+                <w:rFonts w:ascii="Aptos" w:hAnsi="Aptos"/>
                 <w:sz w:val="18"/>
                 <w:szCs w:val="18"/>
               </w:rPr>
             </w:pPr>
             <w:r>
               <w:rPr>
+                <w:rFonts w:ascii="Aptos" w:hAnsi="Aptos"/>
                 <w:sz w:val="18"/>
                 <w:szCs w:val="18"/>
               </w:rPr>
@@ -572,6 +615,7 @@
             </w:r>
             <w:r>
               <w:rPr>
+                <w:rFonts w:ascii="Aptos" w:hAnsi="Aptos"/>
                 <w:sz w:val="18"/>
                 <w:szCs w:val="18"/>
               </w:rPr>
@@ -579,12 +623,22 @@
             </w:r>
             <w:r>
               <w:rPr>
+                <w:rFonts w:ascii="Aptos" w:hAnsi="Aptos"/>
                 <w:sz w:val="18"/>
                 <w:szCs w:val="18"/>
               </w:rPr>
             </w:r>
             <w:r>
               <w:rPr>
+                <w:rFonts w:ascii="Aptos" w:hAnsi="Aptos"/>
+                <w:sz w:val="18"/>
+                <w:szCs w:val="18"/>
+              </w:rPr>
+              <w:fldChar w:fldCharType="separate"/>
+            </w:r>
+            <w:r>
+              <w:rPr>
+                <w:rFonts w:ascii="Aptos" w:hAnsi="Aptos"/>
                 <w:sz w:val="18"/>
                 <w:szCs w:val="18"/>
               </w:rPr>
@@ -602,18 +656,19 @@
               <w:bottom w:val="nil"/>
               <w:right w:val="single" w:sz="4" w:space="0" w:color="auto"/>
             </w:tcBorders>
-            <w:shd w:val="clear" w:color="auto" w:fill="auto"/>
-            <w:hideMark/>
-          </w:tcPr>
-          <w:p>
-            <w:pPr>
-              <w:rPr>
-                <w:sz w:val="20"/>
-                <w:szCs w:val="20"/>
-              </w:rPr>
-            </w:pPr>
-            <w:r>
-              <w:rPr>
+            <w:hideMark/>
+          </w:tcPr>
+          <w:p>
+            <w:pPr>
+              <w:rPr>
+                <w:rFonts w:ascii="Aptos" w:hAnsi="Aptos"/>
+                <w:sz w:val="20"/>
+                <w:szCs w:val="20"/>
+              </w:rPr>
+            </w:pPr>
+            <w:r>
+              <w:rPr>
+                <w:rFonts w:ascii="Aptos" w:hAnsi="Aptos"/>
                 <w:sz w:val="20"/>
                 <w:szCs w:val="20"/>
               </w:rPr>
@@ -636,18 +691,19 @@
               <w:bottom w:val="nil"/>
               <w:right w:val="nil"/>
             </w:tcBorders>
-            <w:shd w:val="clear" w:color="auto" w:fill="auto"/>
-            <w:hideMark/>
-          </w:tcPr>
-          <w:p>
-            <w:pPr>
-              <w:rPr>
-                <w:sz w:val="20"/>
-                <w:szCs w:val="20"/>
-              </w:rPr>
-            </w:pPr>
-            <w:r>
-              <w:rPr>
+            <w:hideMark/>
+          </w:tcPr>
+          <w:p>
+            <w:pPr>
+              <w:rPr>
+                <w:rFonts w:ascii="Aptos" w:hAnsi="Aptos"/>
+                <w:sz w:val="20"/>
+                <w:szCs w:val="20"/>
+              </w:rPr>
+            </w:pPr>
+            <w:r>
+              <w:rPr>
+                <w:rFonts w:ascii="Aptos" w:hAnsi="Aptos"/>
                 <w:sz w:val="18"/>
                 <w:szCs w:val="18"/>
               </w:rPr>
@@ -665,6 +721,7 @@
             </w:r>
             <w:r>
               <w:rPr>
+                <w:rFonts w:ascii="Aptos" w:hAnsi="Aptos"/>
                 <w:sz w:val="18"/>
                 <w:szCs w:val="18"/>
               </w:rPr>
@@ -672,12 +729,22 @@
             </w:r>
             <w:r>
               <w:rPr>
+                <w:rFonts w:ascii="Aptos" w:hAnsi="Aptos"/>
                 <w:sz w:val="18"/>
                 <w:szCs w:val="18"/>
               </w:rPr>
             </w:r>
             <w:r>
               <w:rPr>
+                <w:rFonts w:ascii="Aptos" w:hAnsi="Aptos"/>
+                <w:sz w:val="18"/>
+                <w:szCs w:val="18"/>
+              </w:rPr>
+              <w:fldChar w:fldCharType="separate"/>
+            </w:r>
+            <w:r>
+              <w:rPr>
+                <w:rFonts w:ascii="Aptos" w:hAnsi="Aptos"/>
                 <w:sz w:val="18"/>
                 <w:szCs w:val="18"/>
               </w:rPr>
@@ -695,18 +762,19 @@
               <w:bottom w:val="nil"/>
               <w:right w:val="single" w:sz="4" w:space="0" w:color="auto"/>
             </w:tcBorders>
-            <w:shd w:val="clear" w:color="auto" w:fill="auto"/>
-            <w:hideMark/>
-          </w:tcPr>
-          <w:p>
-            <w:pPr>
-              <w:rPr>
-                <w:sz w:val="20"/>
-                <w:szCs w:val="20"/>
-              </w:rPr>
-            </w:pPr>
-            <w:r>
-              <w:rPr>
+            <w:hideMark/>
+          </w:tcPr>
+          <w:p>
+            <w:pPr>
+              <w:rPr>
+                <w:rFonts w:ascii="Aptos" w:hAnsi="Aptos"/>
+                <w:sz w:val="20"/>
+                <w:szCs w:val="20"/>
+              </w:rPr>
+            </w:pPr>
+            <w:r>
+              <w:rPr>
+                <w:rFonts w:ascii="Aptos" w:hAnsi="Aptos"/>
                 <w:sz w:val="20"/>
                 <w:szCs w:val="20"/>
               </w:rPr>
@@ -724,18 +792,19 @@
               <w:bottom w:val="nil"/>
               <w:right w:val="nil"/>
             </w:tcBorders>
-            <w:shd w:val="clear" w:color="auto" w:fill="auto"/>
-            <w:hideMark/>
-          </w:tcPr>
-          <w:p>
-            <w:pPr>
-              <w:rPr>
-                <w:sz w:val="20"/>
-                <w:szCs w:val="20"/>
-              </w:rPr>
-            </w:pPr>
-            <w:r>
-              <w:rPr>
+            <w:hideMark/>
+          </w:tcPr>
+          <w:p>
+            <w:pPr>
+              <w:rPr>
+                <w:rFonts w:ascii="Aptos" w:hAnsi="Aptos"/>
+                <w:sz w:val="20"/>
+                <w:szCs w:val="20"/>
+              </w:rPr>
+            </w:pPr>
+            <w:r>
+              <w:rPr>
+                <w:rFonts w:ascii="Aptos" w:hAnsi="Aptos"/>
                 <w:sz w:val="18"/>
                 <w:szCs w:val="18"/>
               </w:rPr>
@@ -753,6 +822,7 @@
             </w:r>
             <w:r>
               <w:rPr>
+                <w:rFonts w:ascii="Aptos" w:hAnsi="Aptos"/>
                 <w:sz w:val="18"/>
                 <w:szCs w:val="18"/>
               </w:rPr>
@@ -760,12 +830,22 @@
             </w:r>
             <w:r>
               <w:rPr>
+                <w:rFonts w:ascii="Aptos" w:hAnsi="Aptos"/>
                 <w:sz w:val="18"/>
                 <w:szCs w:val="18"/>
               </w:rPr>
             </w:r>
             <w:r>
               <w:rPr>
+                <w:rFonts w:ascii="Aptos" w:hAnsi="Aptos"/>
+                <w:sz w:val="18"/>
+                <w:szCs w:val="18"/>
+              </w:rPr>
+              <w:fldChar w:fldCharType="separate"/>
+            </w:r>
+            <w:r>
+              <w:rPr>
+                <w:rFonts w:ascii="Aptos" w:hAnsi="Aptos"/>
                 <w:sz w:val="18"/>
                 <w:szCs w:val="18"/>
               </w:rPr>
@@ -783,18 +863,19 @@
               <w:bottom w:val="nil"/>
               <w:right w:val="single" w:sz="4" w:space="0" w:color="auto"/>
             </w:tcBorders>
-            <w:shd w:val="clear" w:color="auto" w:fill="auto"/>
-            <w:hideMark/>
-          </w:tcPr>
-          <w:p>
-            <w:pPr>
-              <w:rPr>
-                <w:sz w:val="20"/>
-                <w:szCs w:val="20"/>
-              </w:rPr>
-            </w:pPr>
-            <w:r>
-              <w:rPr>
+            <w:hideMark/>
+          </w:tcPr>
+          <w:p>
+            <w:pPr>
+              <w:rPr>
+                <w:rFonts w:ascii="Aptos" w:hAnsi="Aptos"/>
+                <w:sz w:val="20"/>
+                <w:szCs w:val="20"/>
+              </w:rPr>
+            </w:pPr>
+            <w:r>
+              <w:rPr>
+                <w:rFonts w:ascii="Aptos" w:hAnsi="Aptos"/>
                 <w:sz w:val="20"/>
                 <w:szCs w:val="20"/>
               </w:rPr>
@@ -811,18 +892,19 @@
               <w:bottom w:val="nil"/>
               <w:right w:val="nil"/>
             </w:tcBorders>
-            <w:shd w:val="clear" w:color="auto" w:fill="auto"/>
-            <w:hideMark/>
-          </w:tcPr>
-          <w:p>
-            <w:pPr>
-              <w:rPr>
-                <w:sz w:val="20"/>
-                <w:szCs w:val="20"/>
-              </w:rPr>
-            </w:pPr>
-            <w:r>
-              <w:rPr>
+            <w:hideMark/>
+          </w:tcPr>
+          <w:p>
+            <w:pPr>
+              <w:rPr>
+                <w:rFonts w:ascii="Aptos" w:hAnsi="Aptos"/>
+                <w:sz w:val="20"/>
+                <w:szCs w:val="20"/>
+              </w:rPr>
+            </w:pPr>
+            <w:r>
+              <w:rPr>
+                <w:rFonts w:ascii="Aptos" w:hAnsi="Aptos"/>
                 <w:sz w:val="18"/>
                 <w:szCs w:val="18"/>
               </w:rPr>
@@ -840,6 +922,7 @@
             </w:r>
             <w:r>
               <w:rPr>
+                <w:rFonts w:ascii="Aptos" w:hAnsi="Aptos"/>
                 <w:sz w:val="18"/>
                 <w:szCs w:val="18"/>
               </w:rPr>
@@ -847,12 +930,22 @@
             </w:r>
             <w:r>
               <w:rPr>
+                <w:rFonts w:ascii="Aptos" w:hAnsi="Aptos"/>
                 <w:sz w:val="18"/>
                 <w:szCs w:val="18"/>
               </w:rPr>
             </w:r>
             <w:r>
               <w:rPr>
+                <w:rFonts w:ascii="Aptos" w:hAnsi="Aptos"/>
+                <w:sz w:val="18"/>
+                <w:szCs w:val="18"/>
+              </w:rPr>
+              <w:fldChar w:fldCharType="separate"/>
+            </w:r>
+            <w:r>
+              <w:rPr>
+                <w:rFonts w:ascii="Aptos" w:hAnsi="Aptos"/>
                 <w:sz w:val="18"/>
                 <w:szCs w:val="18"/>
               </w:rPr>
@@ -870,18 +963,19 @@
               <w:bottom w:val="nil"/>
               <w:right w:val="single" w:sz="4" w:space="0" w:color="auto"/>
             </w:tcBorders>
-            <w:shd w:val="clear" w:color="auto" w:fill="auto"/>
-            <w:hideMark/>
-          </w:tcPr>
-          <w:p>
-            <w:pPr>
-              <w:rPr>
-                <w:sz w:val="20"/>
-                <w:szCs w:val="20"/>
-              </w:rPr>
-            </w:pPr>
-            <w:r>
-              <w:rPr>
+            <w:hideMark/>
+          </w:tcPr>
+          <w:p>
+            <w:pPr>
+              <w:rPr>
+                <w:rFonts w:ascii="Aptos" w:hAnsi="Aptos"/>
+                <w:sz w:val="20"/>
+                <w:szCs w:val="20"/>
+              </w:rPr>
+            </w:pPr>
+            <w:r>
+              <w:rPr>
+                <w:rFonts w:ascii="Aptos" w:hAnsi="Aptos"/>
                 <w:sz w:val="20"/>
                 <w:szCs w:val="20"/>
               </w:rPr>
@@ -889,6 +983,7 @@
             </w:r>
             <w:r>
               <w:rPr>
+                <w:rFonts w:ascii="Aptos" w:hAnsi="Aptos"/>
                 <w:sz w:val="20"/>
                 <w:szCs w:val="20"/>
               </w:rPr>
@@ -904,6 +999,7 @@
             <w:bookmarkStart w:id="1" w:name="Testo6"/>
             <w:r>
               <w:rPr>
+                <w:rFonts w:ascii="Aptos" w:hAnsi="Aptos"/>
                 <w:sz w:val="20"/>
                 <w:szCs w:val="20"/>
               </w:rPr>
@@ -911,12 +1007,14 @@
             </w:r>
             <w:r>
               <w:rPr>
-                <w:sz w:val="20"/>
-                <w:szCs w:val="20"/>
-              </w:rPr>
-            </w:r>
-            <w:r>
-              <w:rPr>
+                <w:rFonts w:ascii="Aptos" w:hAnsi="Aptos"/>
+                <w:sz w:val="20"/>
+                <w:szCs w:val="20"/>
+              </w:rPr>
+            </w:r>
+            <w:r>
+              <w:rPr>
+                <w:rFonts w:ascii="Aptos" w:hAnsi="Aptos"/>
                 <w:sz w:val="20"/>
                 <w:szCs w:val="20"/>
               </w:rPr>
@@ -924,6 +1022,7 @@
             </w:r>
             <w:r>
               <w:rPr>
+                <w:rFonts w:ascii="Aptos" w:hAnsi="Aptos"/>
                 <w:noProof/>
                 <w:sz w:val="20"/>
                 <w:szCs w:val="20"/>
@@ -932,6 +1031,7 @@
             </w:r>
             <w:r>
               <w:rPr>
+                <w:rFonts w:ascii="Aptos" w:hAnsi="Aptos"/>
                 <w:noProof/>
                 <w:sz w:val="20"/>
                 <w:szCs w:val="20"/>
@@ -940,6 +1040,7 @@
             </w:r>
             <w:r>
               <w:rPr>
+                <w:rFonts w:ascii="Aptos" w:hAnsi="Aptos"/>
                 <w:noProof/>
                 <w:sz w:val="20"/>
                 <w:szCs w:val="20"/>
@@ -948,6 +1049,7 @@
             </w:r>
             <w:r>
               <w:rPr>
+                <w:rFonts w:ascii="Aptos" w:hAnsi="Aptos"/>
                 <w:noProof/>
                 <w:sz w:val="20"/>
                 <w:szCs w:val="20"/>
@@ -956,6 +1058,7 @@
             </w:r>
             <w:r>
               <w:rPr>
+                <w:rFonts w:ascii="Aptos" w:hAnsi="Aptos"/>
                 <w:noProof/>
                 <w:sz w:val="20"/>
                 <w:szCs w:val="20"/>
@@ -963,6 +1066,9 @@
               <w:t> </w:t>
             </w:r>
             <w:r>
+              <w:rPr>
+                <w:rFonts w:ascii="Aptos" w:hAnsi="Aptos"/>
+              </w:rPr>
               <w:fldChar w:fldCharType="end"/>
             </w:r>
             <w:bookmarkEnd w:id="1"/>
@@ -980,18 +1086,19 @@
               <w:bottom w:val="single" w:sz="4" w:space="0" w:color="auto"/>
               <w:right w:val="nil"/>
             </w:tcBorders>
-            <w:shd w:val="clear" w:color="auto" w:fill="auto"/>
-            <w:hideMark/>
-          </w:tcPr>
-          <w:p>
-            <w:pPr>
-              <w:rPr>
-                <w:sz w:val="20"/>
-                <w:szCs w:val="20"/>
-              </w:rPr>
-            </w:pPr>
-            <w:r>
-              <w:rPr>
+            <w:hideMark/>
+          </w:tcPr>
+          <w:p>
+            <w:pPr>
+              <w:rPr>
+                <w:rFonts w:ascii="Aptos" w:hAnsi="Aptos"/>
+                <w:sz w:val="20"/>
+                <w:szCs w:val="20"/>
+              </w:rPr>
+            </w:pPr>
+            <w:r>
+              <w:rPr>
+                <w:rFonts w:ascii="Aptos" w:hAnsi="Aptos"/>
                 <w:sz w:val="18"/>
                 <w:szCs w:val="18"/>
               </w:rPr>
@@ -1009,6 +1116,7 @@
             </w:r>
             <w:r>
               <w:rPr>
+                <w:rFonts w:ascii="Aptos" w:hAnsi="Aptos"/>
                 <w:sz w:val="18"/>
                 <w:szCs w:val="18"/>
               </w:rPr>
@@ -1016,12 +1124,22 @@
             </w:r>
             <w:r>
               <w:rPr>
+                <w:rFonts w:ascii="Aptos" w:hAnsi="Aptos"/>
                 <w:sz w:val="18"/>
                 <w:szCs w:val="18"/>
               </w:rPr>
             </w:r>
             <w:r>
               <w:rPr>
+                <w:rFonts w:ascii="Aptos" w:hAnsi="Aptos"/>
+                <w:sz w:val="18"/>
+                <w:szCs w:val="18"/>
+              </w:rPr>
+              <w:fldChar w:fldCharType="separate"/>
+            </w:r>
+            <w:r>
+              <w:rPr>
+                <w:rFonts w:ascii="Aptos" w:hAnsi="Aptos"/>
                 <w:sz w:val="18"/>
                 <w:szCs w:val="18"/>
               </w:rPr>
@@ -1039,18 +1157,19 @@
               <w:bottom w:val="single" w:sz="4" w:space="0" w:color="auto"/>
               <w:right w:val="single" w:sz="4" w:space="0" w:color="auto"/>
             </w:tcBorders>
-            <w:shd w:val="clear" w:color="auto" w:fill="auto"/>
-            <w:hideMark/>
-          </w:tcPr>
-          <w:p>
-            <w:pPr>
-              <w:rPr>
-                <w:sz w:val="20"/>
-                <w:szCs w:val="20"/>
-              </w:rPr>
-            </w:pPr>
-            <w:r>
-              <w:rPr>
+            <w:hideMark/>
+          </w:tcPr>
+          <w:p>
+            <w:pPr>
+              <w:rPr>
+                <w:rFonts w:ascii="Aptos" w:hAnsi="Aptos"/>
+                <w:sz w:val="20"/>
+                <w:szCs w:val="20"/>
+              </w:rPr>
+            </w:pPr>
+            <w:r>
+              <w:rPr>
+                <w:rFonts w:ascii="Aptos" w:hAnsi="Aptos"/>
                 <w:sz w:val="20"/>
                 <w:szCs w:val="20"/>
               </w:rPr>
@@ -1068,18 +1187,19 @@
               <w:bottom w:val="single" w:sz="4" w:space="0" w:color="auto"/>
               <w:right w:val="nil"/>
             </w:tcBorders>
-            <w:shd w:val="clear" w:color="auto" w:fill="auto"/>
-            <w:hideMark/>
-          </w:tcPr>
-          <w:p>
-            <w:pPr>
-              <w:rPr>
-                <w:sz w:val="20"/>
-                <w:szCs w:val="20"/>
-              </w:rPr>
-            </w:pPr>
-            <w:r>
-              <w:rPr>
+            <w:hideMark/>
+          </w:tcPr>
+          <w:p>
+            <w:pPr>
+              <w:rPr>
+                <w:rFonts w:ascii="Aptos" w:hAnsi="Aptos"/>
+                <w:sz w:val="20"/>
+                <w:szCs w:val="20"/>
+              </w:rPr>
+            </w:pPr>
+            <w:r>
+              <w:rPr>
+                <w:rFonts w:ascii="Aptos" w:hAnsi="Aptos"/>
                 <w:sz w:val="18"/>
                 <w:szCs w:val="18"/>
               </w:rPr>
@@ -1098,6 +1218,7 @@
             </w:r>
             <w:r>
               <w:rPr>
+                <w:rFonts w:ascii="Aptos" w:hAnsi="Aptos"/>
                 <w:sz w:val="18"/>
                 <w:szCs w:val="18"/>
               </w:rPr>
@@ -1105,12 +1226,22 @@
             </w:r>
             <w:r>
               <w:rPr>
+                <w:rFonts w:ascii="Aptos" w:hAnsi="Aptos"/>
                 <w:sz w:val="18"/>
                 <w:szCs w:val="18"/>
               </w:rPr>
             </w:r>
             <w:r>
               <w:rPr>
+                <w:rFonts w:ascii="Aptos" w:hAnsi="Aptos"/>
+                <w:sz w:val="18"/>
+                <w:szCs w:val="18"/>
+              </w:rPr>
+              <w:fldChar w:fldCharType="separate"/>
+            </w:r>
+            <w:r>
+              <w:rPr>
+                <w:rFonts w:ascii="Aptos" w:hAnsi="Aptos"/>
                 <w:sz w:val="18"/>
                 <w:szCs w:val="18"/>
               </w:rPr>
@@ -1128,18 +1259,19 @@
               <w:bottom w:val="single" w:sz="4" w:space="0" w:color="auto"/>
               <w:right w:val="single" w:sz="4" w:space="0" w:color="auto"/>
             </w:tcBorders>
-            <w:shd w:val="clear" w:color="auto" w:fill="auto"/>
-            <w:hideMark/>
-          </w:tcPr>
-          <w:p>
-            <w:pPr>
-              <w:rPr>
-                <w:sz w:val="20"/>
-                <w:szCs w:val="20"/>
-              </w:rPr>
-            </w:pPr>
-            <w:r>
-              <w:rPr>
+            <w:hideMark/>
+          </w:tcPr>
+          <w:p>
+            <w:pPr>
+              <w:rPr>
+                <w:rFonts w:ascii="Aptos" w:hAnsi="Aptos"/>
+                <w:sz w:val="20"/>
+                <w:szCs w:val="20"/>
+              </w:rPr>
+            </w:pPr>
+            <w:r>
+              <w:rPr>
+                <w:rFonts w:ascii="Aptos" w:hAnsi="Aptos"/>
                 <w:sz w:val="20"/>
                 <w:szCs w:val="20"/>
               </w:rPr>
@@ -1156,18 +1288,19 @@
               <w:bottom w:val="single" w:sz="4" w:space="0" w:color="auto"/>
               <w:right w:val="nil"/>
             </w:tcBorders>
-            <w:shd w:val="clear" w:color="auto" w:fill="auto"/>
-            <w:hideMark/>
-          </w:tcPr>
-          <w:p>
-            <w:pPr>
-              <w:rPr>
-                <w:sz w:val="20"/>
-                <w:szCs w:val="20"/>
-              </w:rPr>
-            </w:pPr>
-            <w:r>
-              <w:rPr>
+            <w:hideMark/>
+          </w:tcPr>
+          <w:p>
+            <w:pPr>
+              <w:rPr>
+                <w:rFonts w:ascii="Aptos" w:hAnsi="Aptos"/>
+                <w:sz w:val="20"/>
+                <w:szCs w:val="20"/>
+              </w:rPr>
+            </w:pPr>
+            <w:r>
+              <w:rPr>
+                <w:rFonts w:ascii="Aptos" w:hAnsi="Aptos"/>
                 <w:sz w:val="18"/>
                 <w:szCs w:val="18"/>
               </w:rPr>
@@ -1186,6 +1319,7 @@
             </w:r>
             <w:r>
               <w:rPr>
+                <w:rFonts w:ascii="Aptos" w:hAnsi="Aptos"/>
                 <w:sz w:val="18"/>
                 <w:szCs w:val="18"/>
               </w:rPr>
@@ -1193,12 +1327,22 @@
             </w:r>
             <w:r>
               <w:rPr>
+                <w:rFonts w:ascii="Aptos" w:hAnsi="Aptos"/>
                 <w:sz w:val="18"/>
                 <w:szCs w:val="18"/>
               </w:rPr>
             </w:r>
             <w:r>
               <w:rPr>
+                <w:rFonts w:ascii="Aptos" w:hAnsi="Aptos"/>
+                <w:sz w:val="18"/>
+                <w:szCs w:val="18"/>
+              </w:rPr>
+              <w:fldChar w:fldCharType="separate"/>
+            </w:r>
+            <w:r>
+              <w:rPr>
+                <w:rFonts w:ascii="Aptos" w:hAnsi="Aptos"/>
                 <w:sz w:val="18"/>
                 <w:szCs w:val="18"/>
               </w:rPr>
@@ -1216,18 +1360,19 @@
               <w:bottom w:val="single" w:sz="4" w:space="0" w:color="auto"/>
               <w:right w:val="single" w:sz="4" w:space="0" w:color="auto"/>
             </w:tcBorders>
-            <w:shd w:val="clear" w:color="auto" w:fill="auto"/>
-            <w:hideMark/>
-          </w:tcPr>
-          <w:p>
-            <w:pPr>
-              <w:rPr>
-                <w:sz w:val="20"/>
-                <w:szCs w:val="20"/>
-              </w:rPr>
-            </w:pPr>
-            <w:r>
-              <w:rPr>
+            <w:hideMark/>
+          </w:tcPr>
+          <w:p>
+            <w:pPr>
+              <w:rPr>
+                <w:rFonts w:ascii="Aptos" w:hAnsi="Aptos"/>
+                <w:sz w:val="20"/>
+                <w:szCs w:val="20"/>
+              </w:rPr>
+            </w:pPr>
+            <w:r>
+              <w:rPr>
+                <w:rFonts w:ascii="Aptos" w:hAnsi="Aptos"/>
                 <w:sz w:val="20"/>
                 <w:szCs w:val="20"/>
               </w:rPr>
@@ -1250,11 +1395,11 @@
               <w:bottom w:val="single" w:sz="4" w:space="0" w:color="auto"/>
               <w:right w:val="single" w:sz="4" w:space="0" w:color="auto"/>
             </w:tcBorders>
-            <w:shd w:val="clear" w:color="auto" w:fill="auto"/>
-          </w:tcPr>
-          <w:p>
-            <w:pPr>
-              <w:rPr>
+          </w:tcPr>
+          <w:p>
+            <w:pPr>
+              <w:rPr>
+                <w:rFonts w:ascii="Aptos" w:hAnsi="Aptos"/>
                 <w:sz w:val="10"/>
                 <w:szCs w:val="10"/>
               </w:rPr>
@@ -1276,20 +1421,21 @@
               <w:bottom w:val="single" w:sz="4" w:space="0" w:color="auto"/>
               <w:right w:val="single" w:sz="4" w:space="0" w:color="auto"/>
             </w:tcBorders>
-            <w:shd w:val="clear" w:color="auto" w:fill="auto"/>
             <w:vAlign w:val="center"/>
             <w:hideMark/>
           </w:tcPr>
           <w:p>
             <w:pPr>
               <w:rPr>
-                <w:b/>
-                <w:sz w:val="20"/>
-                <w:szCs w:val="20"/>
-              </w:rPr>
-            </w:pPr>
-            <w:r>
-              <w:rPr>
+                <w:rFonts w:ascii="Aptos" w:hAnsi="Aptos"/>
+                <w:b/>
+                <w:sz w:val="20"/>
+                <w:szCs w:val="20"/>
+              </w:rPr>
+            </w:pPr>
+            <w:r>
+              <w:rPr>
+                <w:rFonts w:ascii="Aptos" w:hAnsi="Aptos"/>
                 <w:b/>
                 <w:sz w:val="20"/>
                 <w:szCs w:val="20"/>
@@ -1308,20 +1454,21 @@
               <w:bottom w:val="single" w:sz="4" w:space="0" w:color="auto"/>
               <w:right w:val="single" w:sz="4" w:space="0" w:color="auto"/>
             </w:tcBorders>
-            <w:shd w:val="clear" w:color="auto" w:fill="auto"/>
             <w:vAlign w:val="center"/>
             <w:hideMark/>
           </w:tcPr>
           <w:p>
             <w:pPr>
               <w:rPr>
-                <w:b/>
-                <w:sz w:val="20"/>
-                <w:szCs w:val="20"/>
-              </w:rPr>
-            </w:pPr>
-            <w:r>
-              <w:rPr>
+                <w:rFonts w:ascii="Aptos" w:hAnsi="Aptos"/>
+                <w:b/>
+                <w:sz w:val="20"/>
+                <w:szCs w:val="20"/>
+              </w:rPr>
+            </w:pPr>
+            <w:r>
+              <w:rPr>
+                <w:rFonts w:ascii="Aptos" w:hAnsi="Aptos"/>
                 <w:b/>
                 <w:sz w:val="20"/>
                 <w:szCs w:val="20"/>
@@ -1345,19 +1492,20 @@
               <w:bottom w:val="single" w:sz="4" w:space="0" w:color="auto"/>
               <w:right w:val="single" w:sz="4" w:space="0" w:color="auto"/>
             </w:tcBorders>
-            <w:shd w:val="clear" w:color="auto" w:fill="auto"/>
             <w:vAlign w:val="center"/>
             <w:hideMark/>
           </w:tcPr>
           <w:p>
             <w:pPr>
               <w:rPr>
-                <w:sz w:val="16"/>
-                <w:szCs w:val="16"/>
-              </w:rPr>
-            </w:pPr>
-            <w:r>
-              <w:rPr>
+                <w:rFonts w:ascii="Aptos" w:hAnsi="Aptos"/>
+                <w:sz w:val="16"/>
+                <w:szCs w:val="16"/>
+              </w:rPr>
+            </w:pPr>
+            <w:r>
+              <w:rPr>
+                <w:rFonts w:ascii="Aptos" w:hAnsi="Aptos"/>
                 <w:sz w:val="16"/>
                 <w:szCs w:val="16"/>
               </w:rPr>
@@ -1377,17 +1525,33 @@
             <w:bookmarkStart w:id="2" w:name="Controllo1"/>
             <w:r>
               <w:rPr>
+                <w:rFonts w:ascii="Aptos" w:hAnsi="Aptos"/>
                 <w:sz w:val="16"/>
                 <w:szCs w:val="16"/>
               </w:rPr>
               <w:instrText xml:space="preserve"> FORMCHECKBOX </w:instrText>
             </w:r>
             <w:r>
+              <w:rPr>
+                <w:rFonts w:ascii="Aptos" w:hAnsi="Aptos"/>
+              </w:rPr>
+            </w:r>
+            <w:r>
+              <w:rPr>
+                <w:rFonts w:ascii="Aptos" w:hAnsi="Aptos"/>
+              </w:rPr>
+              <w:fldChar w:fldCharType="separate"/>
+            </w:r>
+            <w:r>
+              <w:rPr>
+                <w:rFonts w:ascii="Aptos" w:hAnsi="Aptos"/>
+              </w:rPr>
               <w:fldChar w:fldCharType="end"/>
             </w:r>
             <w:bookmarkEnd w:id="2"/>
             <w:r>
               <w:rPr>
+                <w:rFonts w:ascii="Aptos" w:hAnsi="Aptos"/>
                 <w:sz w:val="16"/>
                 <w:szCs w:val="16"/>
               </w:rPr>
@@ -1405,19 +1569,20 @@
               <w:bottom w:val="single" w:sz="4" w:space="0" w:color="auto"/>
               <w:right w:val="single" w:sz="4" w:space="0" w:color="auto"/>
             </w:tcBorders>
-            <w:shd w:val="clear" w:color="auto" w:fill="auto"/>
             <w:vAlign w:val="center"/>
             <w:hideMark/>
           </w:tcPr>
           <w:p>
             <w:pPr>
               <w:rPr>
-                <w:sz w:val="16"/>
-                <w:szCs w:val="16"/>
-              </w:rPr>
-            </w:pPr>
-            <w:r>
-              <w:rPr>
+                <w:rFonts w:ascii="Aptos" w:hAnsi="Aptos"/>
+                <w:sz w:val="16"/>
+                <w:szCs w:val="16"/>
+              </w:rPr>
+            </w:pPr>
+            <w:r>
+              <w:rPr>
+                <w:rFonts w:ascii="Aptos" w:hAnsi="Aptos"/>
                 <w:sz w:val="16"/>
                 <w:szCs w:val="16"/>
               </w:rPr>
@@ -1427,12 +1592,14 @@
           <w:p>
             <w:pPr>
               <w:rPr>
-                <w:sz w:val="16"/>
-                <w:szCs w:val="16"/>
-              </w:rPr>
-            </w:pPr>
-            <w:r>
-              <w:rPr>
+                <w:rFonts w:ascii="Aptos" w:hAnsi="Aptos"/>
+                <w:sz w:val="16"/>
+                <w:szCs w:val="16"/>
+              </w:rPr>
+            </w:pPr>
+            <w:r>
+              <w:rPr>
+                <w:rFonts w:ascii="Aptos" w:hAnsi="Aptos"/>
                 <w:sz w:val="16"/>
                 <w:szCs w:val="16"/>
               </w:rPr>
@@ -1455,11 +1622,11 @@
               <w:bottom w:val="nil"/>
               <w:right w:val="single" w:sz="4" w:space="0" w:color="auto"/>
             </w:tcBorders>
-            <w:shd w:val="clear" w:color="auto" w:fill="auto"/>
-          </w:tcPr>
-          <w:p>
-            <w:pPr>
-              <w:rPr>
+          </w:tcPr>
+          <w:p>
+            <w:pPr>
+              <w:rPr>
+                <w:rFonts w:ascii="Aptos" w:hAnsi="Aptos"/>
                 <w:b/>
                 <w:sz w:val="10"/>
                 <w:szCs w:val="10"/>
@@ -1482,19 +1649,20 @@
               <w:bottom w:val="single" w:sz="4" w:space="0" w:color="auto"/>
               <w:right w:val="single" w:sz="4" w:space="0" w:color="auto"/>
             </w:tcBorders>
-            <w:shd w:val="clear" w:color="auto" w:fill="auto"/>
             <w:vAlign w:val="center"/>
             <w:hideMark/>
           </w:tcPr>
           <w:p>
             <w:pPr>
               <w:rPr>
-                <w:sz w:val="20"/>
-                <w:szCs w:val="20"/>
-              </w:rPr>
-            </w:pPr>
-            <w:r>
-              <w:rPr>
+                <w:rFonts w:ascii="Aptos" w:hAnsi="Aptos"/>
+                <w:sz w:val="20"/>
+                <w:szCs w:val="20"/>
+              </w:rPr>
+            </w:pPr>
+            <w:r>
+              <w:rPr>
+                <w:rFonts w:ascii="Aptos" w:hAnsi="Aptos"/>
                 <w:sz w:val="20"/>
                 <w:szCs w:val="20"/>
               </w:rPr>
@@ -1512,19 +1680,20 @@
               <w:bottom w:val="single" w:sz="4" w:space="0" w:color="auto"/>
               <w:right w:val="single" w:sz="4" w:space="0" w:color="auto"/>
             </w:tcBorders>
-            <w:shd w:val="clear" w:color="auto" w:fill="auto"/>
             <w:vAlign w:val="center"/>
             <w:hideMark/>
           </w:tcPr>
           <w:p>
             <w:pPr>
               <w:rPr>
-                <w:sz w:val="20"/>
-                <w:szCs w:val="20"/>
-              </w:rPr>
-            </w:pPr>
-            <w:r>
-              <w:rPr>
+                <w:rFonts w:ascii="Aptos" w:hAnsi="Aptos"/>
+                <w:sz w:val="20"/>
+                <w:szCs w:val="20"/>
+              </w:rPr>
+            </w:pPr>
+            <w:r>
+              <w:rPr>
+                <w:rFonts w:ascii="Aptos" w:hAnsi="Aptos"/>
                 <w:sz w:val="20"/>
                 <w:szCs w:val="20"/>
               </w:rPr>
@@ -1547,19 +1716,20 @@
               <w:bottom w:val="single" w:sz="4" w:space="0" w:color="auto"/>
               <w:right w:val="single" w:sz="4" w:space="0" w:color="auto"/>
             </w:tcBorders>
-            <w:shd w:val="clear" w:color="auto" w:fill="auto"/>
             <w:vAlign w:val="center"/>
             <w:hideMark/>
           </w:tcPr>
           <w:p>
             <w:pPr>
               <w:rPr>
-                <w:sz w:val="20"/>
-                <w:szCs w:val="20"/>
-              </w:rPr>
-            </w:pPr>
-            <w:r>
-              <w:rPr>
+                <w:rFonts w:ascii="Aptos" w:hAnsi="Aptos"/>
+                <w:sz w:val="20"/>
+                <w:szCs w:val="20"/>
+              </w:rPr>
+            </w:pPr>
+            <w:r>
+              <w:rPr>
+                <w:rFonts w:ascii="Aptos" w:hAnsi="Aptos"/>
                 <w:sz w:val="20"/>
                 <w:szCs w:val="20"/>
               </w:rPr>
@@ -1577,19 +1747,20 @@
               <w:bottom w:val="single" w:sz="4" w:space="0" w:color="auto"/>
               <w:right w:val="single" w:sz="4" w:space="0" w:color="auto"/>
             </w:tcBorders>
-            <w:shd w:val="clear" w:color="auto" w:fill="auto"/>
             <w:vAlign w:val="center"/>
             <w:hideMark/>
           </w:tcPr>
           <w:p>
             <w:pPr>
               <w:rPr>
-                <w:sz w:val="20"/>
-                <w:szCs w:val="20"/>
-              </w:rPr>
-            </w:pPr>
-            <w:r>
-              <w:rPr>
+                <w:rFonts w:ascii="Aptos" w:hAnsi="Aptos"/>
+                <w:sz w:val="20"/>
+                <w:szCs w:val="20"/>
+              </w:rPr>
+            </w:pPr>
+            <w:r>
+              <w:rPr>
+                <w:rFonts w:ascii="Aptos" w:hAnsi="Aptos"/>
                 <w:sz w:val="20"/>
                 <w:szCs w:val="20"/>
               </w:rPr>
@@ -1607,19 +1778,20 @@
               <w:bottom w:val="single" w:sz="4" w:space="0" w:color="auto"/>
               <w:right w:val="single" w:sz="4" w:space="0" w:color="auto"/>
             </w:tcBorders>
-            <w:shd w:val="clear" w:color="auto" w:fill="auto"/>
             <w:vAlign w:val="center"/>
             <w:hideMark/>
           </w:tcPr>
           <w:p>
             <w:pPr>
               <w:rPr>
-                <w:sz w:val="20"/>
-                <w:szCs w:val="20"/>
-              </w:rPr>
-            </w:pPr>
-            <w:r>
-              <w:rPr>
+                <w:rFonts w:ascii="Aptos" w:hAnsi="Aptos"/>
+                <w:sz w:val="20"/>
+                <w:szCs w:val="20"/>
+              </w:rPr>
+            </w:pPr>
+            <w:r>
+              <w:rPr>
+                <w:rFonts w:ascii="Aptos" w:hAnsi="Aptos"/>
                 <w:sz w:val="20"/>
                 <w:szCs w:val="20"/>
               </w:rPr>
@@ -1637,19 +1809,20 @@
               <w:bottom w:val="single" w:sz="4" w:space="0" w:color="auto"/>
               <w:right w:val="single" w:sz="4" w:space="0" w:color="auto"/>
             </w:tcBorders>
-            <w:shd w:val="clear" w:color="auto" w:fill="auto"/>
             <w:vAlign w:val="center"/>
             <w:hideMark/>
           </w:tcPr>
           <w:p>
             <w:pPr>
               <w:rPr>
-                <w:sz w:val="20"/>
-                <w:szCs w:val="20"/>
-              </w:rPr>
-            </w:pPr>
-            <w:r>
-              <w:rPr>
+                <w:rFonts w:ascii="Aptos" w:hAnsi="Aptos"/>
+                <w:sz w:val="20"/>
+                <w:szCs w:val="20"/>
+              </w:rPr>
+            </w:pPr>
+            <w:r>
+              <w:rPr>
+                <w:rFonts w:ascii="Aptos" w:hAnsi="Aptos"/>
                 <w:sz w:val="20"/>
                 <w:szCs w:val="20"/>
               </w:rPr>
@@ -1672,19 +1845,20 @@
               <w:bottom w:val="single" w:sz="4" w:space="0" w:color="auto"/>
               <w:right w:val="single" w:sz="4" w:space="0" w:color="auto"/>
             </w:tcBorders>
-            <w:shd w:val="clear" w:color="auto" w:fill="auto"/>
             <w:vAlign w:val="center"/>
             <w:hideMark/>
           </w:tcPr>
           <w:p>
             <w:pPr>
               <w:rPr>
-                <w:sz w:val="20"/>
-                <w:szCs w:val="20"/>
-              </w:rPr>
-            </w:pPr>
-            <w:r>
-              <w:rPr>
+                <w:rFonts w:ascii="Aptos" w:hAnsi="Aptos"/>
+                <w:sz w:val="20"/>
+                <w:szCs w:val="20"/>
+              </w:rPr>
+            </w:pPr>
+            <w:r>
+              <w:rPr>
+                <w:rFonts w:ascii="Aptos" w:hAnsi="Aptos"/>
                 <w:sz w:val="20"/>
                 <w:szCs w:val="20"/>
               </w:rPr>
@@ -1702,7 +1876,6 @@
               <w:bottom w:val="single" w:sz="4" w:space="0" w:color="auto"/>
               <w:right w:val="single" w:sz="4" w:space="0" w:color="auto"/>
             </w:tcBorders>
-            <w:shd w:val="clear" w:color="auto" w:fill="auto"/>
             <w:vAlign w:val="center"/>
             <w:hideMark/>
           </w:tcPr>
@@ -1712,12 +1885,14 @@
               <w:autoSpaceDN w:val="0"/>
               <w:adjustRightInd w:val="0"/>
               <w:rPr>
-                <w:sz w:val="16"/>
-                <w:szCs w:val="16"/>
-              </w:rPr>
-            </w:pPr>
-            <w:r>
-              <w:rPr>
+                <w:rFonts w:ascii="Aptos" w:hAnsi="Aptos"/>
+                <w:sz w:val="16"/>
+                <w:szCs w:val="16"/>
+              </w:rPr>
+            </w:pPr>
+            <w:r>
+              <w:rPr>
+                <w:rFonts w:ascii="Aptos" w:hAnsi="Aptos"/>
                 <w:sz w:val="16"/>
                 <w:szCs w:val="16"/>
               </w:rPr>
@@ -1736,17 +1911,33 @@
             <w:bookmarkStart w:id="3" w:name="Controllo5"/>
             <w:r>
               <w:rPr>
+                <w:rFonts w:ascii="Aptos" w:hAnsi="Aptos"/>
                 <w:sz w:val="16"/>
                 <w:szCs w:val="16"/>
               </w:rPr>
               <w:instrText xml:space="preserve"> FORMCHECKBOX </w:instrText>
             </w:r>
             <w:r>
+              <w:rPr>
+                <w:rFonts w:ascii="Aptos" w:hAnsi="Aptos"/>
+              </w:rPr>
+            </w:r>
+            <w:r>
+              <w:rPr>
+                <w:rFonts w:ascii="Aptos" w:hAnsi="Aptos"/>
+              </w:rPr>
+              <w:fldChar w:fldCharType="separate"/>
+            </w:r>
+            <w:r>
+              <w:rPr>
+                <w:rFonts w:ascii="Aptos" w:hAnsi="Aptos"/>
+              </w:rPr>
               <w:fldChar w:fldCharType="end"/>
             </w:r>
             <w:bookmarkEnd w:id="3"/>
             <w:r>
               <w:rPr>
+                <w:rFonts w:ascii="Aptos" w:hAnsi="Aptos"/>
                 <w:sz w:val="16"/>
                 <w:szCs w:val="16"/>
               </w:rPr>
@@ -1759,12 +1950,14 @@
               <w:autoSpaceDN w:val="0"/>
               <w:adjustRightInd w:val="0"/>
               <w:rPr>
-                <w:sz w:val="16"/>
-                <w:szCs w:val="16"/>
-              </w:rPr>
-            </w:pPr>
-            <w:r>
-              <w:rPr>
+                <w:rFonts w:ascii="Aptos" w:hAnsi="Aptos"/>
+                <w:sz w:val="16"/>
+                <w:szCs w:val="16"/>
+              </w:rPr>
+            </w:pPr>
+            <w:r>
+              <w:rPr>
+                <w:rFonts w:ascii="Aptos" w:hAnsi="Aptos"/>
                 <w:sz w:val="16"/>
                 <w:szCs w:val="16"/>
               </w:rPr>
@@ -1782,6 +1975,7 @@
             </w:r>
             <w:r>
               <w:rPr>
+                <w:rFonts w:ascii="Aptos" w:hAnsi="Aptos"/>
                 <w:sz w:val="16"/>
                 <w:szCs w:val="16"/>
               </w:rPr>
@@ -1789,12 +1983,22 @@
             </w:r>
             <w:r>
               <w:rPr>
-                <w:sz w:val="16"/>
-                <w:szCs w:val="16"/>
-              </w:rPr>
-            </w:r>
-            <w:r>
-              <w:rPr>
+                <w:rFonts w:ascii="Aptos" w:hAnsi="Aptos"/>
+                <w:sz w:val="16"/>
+                <w:szCs w:val="16"/>
+              </w:rPr>
+            </w:r>
+            <w:r>
+              <w:rPr>
+                <w:rFonts w:ascii="Aptos" w:hAnsi="Aptos"/>
+                <w:sz w:val="16"/>
+                <w:szCs w:val="16"/>
+              </w:rPr>
+              <w:fldChar w:fldCharType="separate"/>
+            </w:r>
+            <w:r>
+              <w:rPr>
+                <w:rFonts w:ascii="Aptos" w:hAnsi="Aptos"/>
                 <w:sz w:val="16"/>
                 <w:szCs w:val="16"/>
               </w:rPr>
@@ -1802,6 +2006,7 @@
             </w:r>
             <w:r>
               <w:rPr>
+                <w:rFonts w:ascii="Aptos" w:hAnsi="Aptos"/>
                 <w:sz w:val="16"/>
                 <w:szCs w:val="16"/>
               </w:rPr>
@@ -1819,7 +2024,6 @@
               <w:bottom w:val="single" w:sz="4" w:space="0" w:color="auto"/>
               <w:right w:val="single" w:sz="4" w:space="0" w:color="auto"/>
             </w:tcBorders>
-            <w:shd w:val="clear" w:color="auto" w:fill="auto"/>
             <w:vAlign w:val="center"/>
             <w:hideMark/>
           </w:tcPr>
@@ -1829,12 +2033,14 @@
               <w:autoSpaceDN w:val="0"/>
               <w:adjustRightInd w:val="0"/>
               <w:rPr>
-                <w:sz w:val="16"/>
-                <w:szCs w:val="16"/>
-              </w:rPr>
-            </w:pPr>
-            <w:r>
-              <w:rPr>
+                <w:rFonts w:ascii="Aptos" w:hAnsi="Aptos"/>
+                <w:sz w:val="16"/>
+                <w:szCs w:val="16"/>
+              </w:rPr>
+            </w:pPr>
+            <w:r>
+              <w:rPr>
+                <w:rFonts w:ascii="Aptos" w:hAnsi="Aptos"/>
                 <w:sz w:val="16"/>
                 <w:szCs w:val="16"/>
               </w:rPr>
@@ -1852,6 +2058,7 @@
             </w:r>
             <w:r>
               <w:rPr>
+                <w:rFonts w:ascii="Aptos" w:hAnsi="Aptos"/>
                 <w:sz w:val="16"/>
                 <w:szCs w:val="16"/>
               </w:rPr>
@@ -1859,12 +2066,22 @@
             </w:r>
             <w:r>
               <w:rPr>
-                <w:sz w:val="16"/>
-                <w:szCs w:val="16"/>
-              </w:rPr>
-            </w:r>
-            <w:r>
-              <w:rPr>
+                <w:rFonts w:ascii="Aptos" w:hAnsi="Aptos"/>
+                <w:sz w:val="16"/>
+                <w:szCs w:val="16"/>
+              </w:rPr>
+            </w:r>
+            <w:r>
+              <w:rPr>
+                <w:rFonts w:ascii="Aptos" w:hAnsi="Aptos"/>
+                <w:sz w:val="16"/>
+                <w:szCs w:val="16"/>
+              </w:rPr>
+              <w:fldChar w:fldCharType="separate"/>
+            </w:r>
+            <w:r>
+              <w:rPr>
+                <w:rFonts w:ascii="Aptos" w:hAnsi="Aptos"/>
                 <w:sz w:val="16"/>
                 <w:szCs w:val="16"/>
               </w:rPr>
@@ -1872,6 +2089,7 @@
             </w:r>
             <w:r>
               <w:rPr>
+                <w:rFonts w:ascii="Aptos" w:hAnsi="Aptos"/>
                 <w:sz w:val="16"/>
                 <w:szCs w:val="16"/>
               </w:rPr>
@@ -1884,12 +2102,14 @@
               <w:autoSpaceDN w:val="0"/>
               <w:adjustRightInd w:val="0"/>
               <w:rPr>
-                <w:sz w:val="16"/>
-                <w:szCs w:val="16"/>
-              </w:rPr>
-            </w:pPr>
-            <w:r>
-              <w:rPr>
+                <w:rFonts w:ascii="Aptos" w:hAnsi="Aptos"/>
+                <w:sz w:val="16"/>
+                <w:szCs w:val="16"/>
+              </w:rPr>
+            </w:pPr>
+            <w:r>
+              <w:rPr>
+                <w:rFonts w:ascii="Aptos" w:hAnsi="Aptos"/>
                 <w:sz w:val="16"/>
                 <w:szCs w:val="16"/>
               </w:rPr>
@@ -1907,6 +2127,7 @@
             </w:r>
             <w:r>
               <w:rPr>
+                <w:rFonts w:ascii="Aptos" w:hAnsi="Aptos"/>
                 <w:sz w:val="16"/>
                 <w:szCs w:val="16"/>
               </w:rPr>
@@ -1914,12 +2135,22 @@
             </w:r>
             <w:r>
               <w:rPr>
-                <w:sz w:val="16"/>
-                <w:szCs w:val="16"/>
-              </w:rPr>
-            </w:r>
-            <w:r>
-              <w:rPr>
+                <w:rFonts w:ascii="Aptos" w:hAnsi="Aptos"/>
+                <w:sz w:val="16"/>
+                <w:szCs w:val="16"/>
+              </w:rPr>
+            </w:r>
+            <w:r>
+              <w:rPr>
+                <w:rFonts w:ascii="Aptos" w:hAnsi="Aptos"/>
+                <w:sz w:val="16"/>
+                <w:szCs w:val="16"/>
+              </w:rPr>
+              <w:fldChar w:fldCharType="separate"/>
+            </w:r>
+            <w:r>
+              <w:rPr>
+                <w:rFonts w:ascii="Aptos" w:hAnsi="Aptos"/>
                 <w:sz w:val="16"/>
                 <w:szCs w:val="16"/>
               </w:rPr>
@@ -1927,6 +2158,7 @@
             </w:r>
             <w:r>
               <w:rPr>
+                <w:rFonts w:ascii="Aptos" w:hAnsi="Aptos"/>
                 <w:sz w:val="16"/>
                 <w:szCs w:val="16"/>
               </w:rPr>
@@ -1939,12 +2171,14 @@
               <w:autoSpaceDN w:val="0"/>
               <w:adjustRightInd w:val="0"/>
               <w:rPr>
-                <w:sz w:val="16"/>
-                <w:szCs w:val="16"/>
-              </w:rPr>
-            </w:pPr>
-            <w:r>
-              <w:rPr>
+                <w:rFonts w:ascii="Aptos" w:hAnsi="Aptos"/>
+                <w:sz w:val="16"/>
+                <w:szCs w:val="16"/>
+              </w:rPr>
+            </w:pPr>
+            <w:r>
+              <w:rPr>
+                <w:rFonts w:ascii="Aptos" w:hAnsi="Aptos"/>
                 <w:sz w:val="16"/>
                 <w:szCs w:val="16"/>
               </w:rPr>
@@ -1962,6 +2196,7 @@
             </w:r>
             <w:r>
               <w:rPr>
+                <w:rFonts w:ascii="Aptos" w:hAnsi="Aptos"/>
                 <w:sz w:val="16"/>
                 <w:szCs w:val="16"/>
               </w:rPr>
@@ -1969,12 +2204,22 @@
             </w:r>
             <w:r>
               <w:rPr>
-                <w:sz w:val="16"/>
-                <w:szCs w:val="16"/>
-              </w:rPr>
-            </w:r>
-            <w:r>
-              <w:rPr>
+                <w:rFonts w:ascii="Aptos" w:hAnsi="Aptos"/>
+                <w:sz w:val="16"/>
+                <w:szCs w:val="16"/>
+              </w:rPr>
+            </w:r>
+            <w:r>
+              <w:rPr>
+                <w:rFonts w:ascii="Aptos" w:hAnsi="Aptos"/>
+                <w:sz w:val="16"/>
+                <w:szCs w:val="16"/>
+              </w:rPr>
+              <w:fldChar w:fldCharType="separate"/>
+            </w:r>
+            <w:r>
+              <w:rPr>
+                <w:rFonts w:ascii="Aptos" w:hAnsi="Aptos"/>
                 <w:sz w:val="16"/>
                 <w:szCs w:val="16"/>
               </w:rPr>
@@ -1982,6 +2227,7 @@
             </w:r>
             <w:r>
               <w:rPr>
+                <w:rFonts w:ascii="Aptos" w:hAnsi="Aptos"/>
                 <w:sz w:val="16"/>
                 <w:szCs w:val="16"/>
               </w:rPr>
@@ -2004,11 +2250,11 @@
               <w:bottom w:val="nil"/>
               <w:right w:val="single" w:sz="4" w:space="0" w:color="auto"/>
             </w:tcBorders>
-            <w:shd w:val="clear" w:color="auto" w:fill="auto"/>
-          </w:tcPr>
-          <w:p>
-            <w:pPr>
-              <w:rPr>
+          </w:tcPr>
+          <w:p>
+            <w:pPr>
+              <w:rPr>
+                <w:rFonts w:ascii="Aptos" w:hAnsi="Aptos"/>
                 <w:b/>
                 <w:sz w:val="10"/>
                 <w:szCs w:val="10"/>
@@ -2027,18 +2273,19 @@
               <w:bottom w:val="single" w:sz="12" w:space="0" w:color="auto"/>
               <w:right w:val="single" w:sz="12" w:space="0" w:color="auto"/>
             </w:tcBorders>
-            <w:shd w:val="clear" w:color="auto" w:fill="auto"/>
             <w:vAlign w:val="center"/>
             <w:hideMark/>
           </w:tcPr>
           <w:p>
             <w:pPr>
               <w:rPr>
-                <w:b/>
-              </w:rPr>
-            </w:pPr>
-            <w:r>
-              <w:rPr>
+                <w:rFonts w:ascii="Aptos" w:hAnsi="Aptos"/>
+                <w:b/>
+              </w:rPr>
+            </w:pPr>
+            <w:r>
+              <w:rPr>
+                <w:rFonts w:ascii="Aptos" w:hAnsi="Aptos"/>
                 <w:b/>
               </w:rPr>
               <w:t>B</w:t>
@@ -2055,18 +2302,19 @@
               <w:bottom w:val="nil"/>
               <w:right w:val="single" w:sz="4" w:space="0" w:color="auto"/>
             </w:tcBorders>
-            <w:shd w:val="clear" w:color="auto" w:fill="auto"/>
             <w:vAlign w:val="center"/>
             <w:hideMark/>
           </w:tcPr>
           <w:p>
             <w:pPr>
               <w:rPr>
-                <w:b/>
-              </w:rPr>
-            </w:pPr>
-            <w:r>
-              <w:rPr>
+                <w:rFonts w:ascii="Aptos" w:hAnsi="Aptos"/>
+                <w:b/>
+              </w:rPr>
+            </w:pPr>
+            <w:r>
+              <w:rPr>
+                <w:rFonts w:ascii="Aptos" w:hAnsi="Aptos"/>
                 <w:b/>
               </w:rPr>
               <w:t>VALUTAZIONE DEL RISCHIO PER FATTORI (rischio stimato)</w:t>
@@ -2088,11 +2336,11 @@
               <w:bottom w:val="single" w:sz="4" w:space="0" w:color="auto"/>
               <w:right w:val="single" w:sz="4" w:space="0" w:color="auto"/>
             </w:tcBorders>
-            <w:shd w:val="clear" w:color="auto" w:fill="auto"/>
-          </w:tcPr>
-          <w:p>
-            <w:pPr>
-              <w:rPr>
+          </w:tcPr>
+          <w:p>
+            <w:pPr>
+              <w:rPr>
+                <w:rFonts w:ascii="Aptos" w:hAnsi="Aptos"/>
                 <w:b/>
                 <w:sz w:val="10"/>
                 <w:szCs w:val="10"/>
@@ -2115,20 +2363,21 @@
               <w:bottom w:val="single" w:sz="4" w:space="0" w:color="auto"/>
               <w:right w:val="single" w:sz="4" w:space="0" w:color="auto"/>
             </w:tcBorders>
-            <w:shd w:val="clear" w:color="auto" w:fill="auto"/>
             <w:vAlign w:val="center"/>
             <w:hideMark/>
           </w:tcPr>
           <w:p>
             <w:pPr>
               <w:rPr>
-                <w:b/>
-                <w:sz w:val="20"/>
-                <w:szCs w:val="20"/>
-              </w:rPr>
-            </w:pPr>
-            <w:r>
-              <w:rPr>
+                <w:rFonts w:ascii="Aptos" w:hAnsi="Aptos"/>
+                <w:b/>
+                <w:sz w:val="20"/>
+                <w:szCs w:val="20"/>
+              </w:rPr>
+            </w:pPr>
+            <w:r>
+              <w:rPr>
+                <w:rFonts w:ascii="Aptos" w:hAnsi="Aptos"/>
                 <w:b/>
                 <w:sz w:val="20"/>
                 <w:szCs w:val="20"/>
@@ -2147,20 +2396,21 @@
               <w:bottom w:val="single" w:sz="4" w:space="0" w:color="auto"/>
               <w:right w:val="single" w:sz="4" w:space="0" w:color="auto"/>
             </w:tcBorders>
-            <w:shd w:val="clear" w:color="auto" w:fill="auto"/>
             <w:vAlign w:val="center"/>
             <w:hideMark/>
           </w:tcPr>
           <w:p>
             <w:pPr>
               <w:rPr>
-                <w:b/>
-                <w:sz w:val="20"/>
-                <w:szCs w:val="20"/>
-              </w:rPr>
-            </w:pPr>
-            <w:r>
-              <w:rPr>
+                <w:rFonts w:ascii="Aptos" w:hAnsi="Aptos"/>
+                <w:b/>
+                <w:sz w:val="20"/>
+                <w:szCs w:val="20"/>
+              </w:rPr>
+            </w:pPr>
+            <w:r>
+              <w:rPr>
+                <w:rFonts w:ascii="Aptos" w:hAnsi="Aptos"/>
                 <w:b/>
                 <w:sz w:val="20"/>
                 <w:szCs w:val="20"/>
@@ -2179,7 +2429,6 @@
               <w:bottom w:val="single" w:sz="4" w:space="0" w:color="auto"/>
               <w:right w:val="single" w:sz="12" w:space="0" w:color="auto"/>
             </w:tcBorders>
-            <w:shd w:val="clear" w:color="auto" w:fill="auto"/>
             <w:vAlign w:val="center"/>
             <w:hideMark/>
           </w:tcPr>
@@ -2187,13 +2436,15 @@
             <w:pPr>
               <w:jc w:val="center"/>
               <w:rPr>
-                <w:b/>
-                <w:sz w:val="20"/>
-                <w:szCs w:val="20"/>
-              </w:rPr>
-            </w:pPr>
-            <w:r>
-              <w:rPr>
+                <w:rFonts w:ascii="Aptos" w:hAnsi="Aptos"/>
+                <w:b/>
+                <w:sz w:val="20"/>
+                <w:szCs w:val="20"/>
+              </w:rPr>
+            </w:pPr>
+            <w:r>
+              <w:rPr>
+                <w:rFonts w:ascii="Aptos" w:hAnsi="Aptos"/>
                 <w:b/>
                 <w:sz w:val="20"/>
                 <w:szCs w:val="20"/>
@@ -2212,7 +2463,6 @@
               <w:bottom w:val="single" w:sz="4" w:space="0" w:color="auto"/>
               <w:right w:val="single" w:sz="4" w:space="0" w:color="auto"/>
             </w:tcBorders>
-            <w:shd w:val="clear" w:color="auto" w:fill="auto"/>
             <w:vAlign w:val="center"/>
             <w:hideMark/>
           </w:tcPr>
@@ -2220,13 +2470,15 @@
             <w:pPr>
               <w:jc w:val="center"/>
               <w:rPr>
-                <w:b/>
-                <w:sz w:val="20"/>
-                <w:szCs w:val="20"/>
-              </w:rPr>
-            </w:pPr>
-            <w:r>
-              <w:rPr>
+                <w:rFonts w:ascii="Aptos" w:hAnsi="Aptos"/>
+                <w:b/>
+                <w:sz w:val="20"/>
+                <w:szCs w:val="20"/>
+              </w:rPr>
+            </w:pPr>
+            <w:r>
+              <w:rPr>
+                <w:rFonts w:ascii="Aptos" w:hAnsi="Aptos"/>
                 <w:b/>
                 <w:sz w:val="20"/>
                 <w:szCs w:val="20"/>
@@ -2245,7 +2497,6 @@
               <w:bottom w:val="single" w:sz="4" w:space="0" w:color="auto"/>
               <w:right w:val="single" w:sz="12" w:space="0" w:color="auto"/>
             </w:tcBorders>
-            <w:shd w:val="clear" w:color="auto" w:fill="auto"/>
             <w:vAlign w:val="center"/>
             <w:hideMark/>
           </w:tcPr>
@@ -2253,13 +2504,15 @@
             <w:pPr>
               <w:jc w:val="center"/>
               <w:rPr>
-                <w:b/>
-                <w:sz w:val="20"/>
-                <w:szCs w:val="20"/>
-              </w:rPr>
-            </w:pPr>
-            <w:r>
-              <w:rPr>
+                <w:rFonts w:ascii="Aptos" w:hAnsi="Aptos"/>
+                <w:b/>
+                <w:sz w:val="20"/>
+                <w:szCs w:val="20"/>
+              </w:rPr>
+            </w:pPr>
+            <w:r>
+              <w:rPr>
+                <w:rFonts w:ascii="Aptos" w:hAnsi="Aptos"/>
                 <w:b/>
                 <w:sz w:val="20"/>
                 <w:szCs w:val="20"/>
@@ -2283,15 +2536,20 @@
               <w:bottom w:val="single" w:sz="4" w:space="0" w:color="auto"/>
               <w:right w:val="single" w:sz="4" w:space="0" w:color="auto"/>
             </w:tcBorders>
-            <w:shd w:val="clear" w:color="auto" w:fill="auto"/>
             <w:vAlign w:val="center"/>
             <w:hideMark/>
           </w:tcPr>
           <w:p>
             <w:pPr>
               <w:jc w:val="center"/>
-            </w:pPr>
-            <w:r>
+              <w:rPr>
+                <w:rFonts w:ascii="Aptos" w:hAnsi="Aptos"/>
+              </w:rPr>
+            </w:pPr>
+            <w:r>
+              <w:rPr>
+                <w:rFonts w:ascii="Aptos" w:hAnsi="Aptos"/>
+              </w:rPr>
               <w:t>1</w:t>
             </w:r>
           </w:p>
@@ -2306,7 +2564,6 @@
               <w:bottom w:val="single" w:sz="4" w:space="0" w:color="auto"/>
               <w:right w:val="single" w:sz="4" w:space="0" w:color="auto"/>
             </w:tcBorders>
-            <w:shd w:val="clear" w:color="auto" w:fill="auto"/>
             <w:vAlign w:val="center"/>
             <w:hideMark/>
           </w:tcPr>
@@ -2314,12 +2571,14 @@
             <w:pPr>
               <w:jc w:val="center"/>
               <w:rPr>
-                <w:sz w:val="20"/>
-                <w:szCs w:val="20"/>
-              </w:rPr>
-            </w:pPr>
-            <w:r>
-              <w:rPr>
+                <w:rFonts w:ascii="Aptos" w:hAnsi="Aptos"/>
+                <w:sz w:val="20"/>
+                <w:szCs w:val="20"/>
+              </w:rPr>
+            </w:pPr>
+            <w:r>
+              <w:rPr>
+                <w:rFonts w:ascii="Aptos" w:hAnsi="Aptos"/>
                 <w:sz w:val="20"/>
                 <w:szCs w:val="20"/>
               </w:rPr>
@@ -2337,7 +2596,6 @@
               <w:bottom w:val="single" w:sz="4" w:space="0" w:color="auto"/>
               <w:right w:val="single" w:sz="12" w:space="0" w:color="auto"/>
             </w:tcBorders>
-            <w:shd w:val="clear" w:color="auto" w:fill="auto"/>
             <w:vAlign w:val="center"/>
             <w:hideMark/>
           </w:tcPr>
@@ -2345,12 +2603,14 @@
             <w:pPr>
               <w:jc w:val="center"/>
               <w:rPr>
-                <w:sz w:val="20"/>
-                <w:szCs w:val="20"/>
-              </w:rPr>
-            </w:pPr>
-            <w:r>
-              <w:rPr>
+                <w:rFonts w:ascii="Aptos" w:hAnsi="Aptos"/>
+                <w:sz w:val="20"/>
+                <w:szCs w:val="20"/>
+              </w:rPr>
+            </w:pPr>
+            <w:r>
+              <w:rPr>
+                <w:rFonts w:ascii="Aptos" w:hAnsi="Aptos"/>
                 <w:sz w:val="20"/>
                 <w:szCs w:val="20"/>
               </w:rPr>
@@ -2368,7 +2628,6 @@
               <w:bottom w:val="single" w:sz="12" w:space="0" w:color="auto"/>
               <w:right w:val="single" w:sz="4" w:space="0" w:color="auto"/>
             </w:tcBorders>
-            <w:shd w:val="clear" w:color="auto" w:fill="auto"/>
             <w:vAlign w:val="center"/>
             <w:hideMark/>
           </w:tcPr>
@@ -2376,6 +2635,7 @@
             <w:pPr>
               <w:jc w:val="center"/>
               <w:rPr>
+                <w:rFonts w:ascii="Aptos" w:hAnsi="Aptos"/>
                 <w:b/>
                 <w:sz w:val="28"/>
                 <w:szCs w:val="28"/>
@@ -2383,6 +2643,7 @@
             </w:pPr>
             <w:r>
               <w:rPr>
+                <w:rFonts w:ascii="Aptos" w:hAnsi="Aptos"/>
                 <w:b/>
                 <w:sz w:val="28"/>
                 <w:szCs w:val="28"/>
@@ -2401,20 +2662,21 @@
               <w:bottom w:val="single" w:sz="12" w:space="0" w:color="auto"/>
               <w:right w:val="single" w:sz="4" w:space="0" w:color="auto"/>
             </w:tcBorders>
-            <w:shd w:val="clear" w:color="auto" w:fill="auto"/>
             <w:vAlign w:val="center"/>
             <w:hideMark/>
           </w:tcPr>
           <w:p>
             <w:pPr>
               <w:rPr>
-                <w:b/>
-                <w:sz w:val="16"/>
-                <w:szCs w:val="16"/>
-              </w:rPr>
-            </w:pPr>
-            <w:r>
-              <w:rPr>
+                <w:rFonts w:ascii="Aptos" w:hAnsi="Aptos"/>
+                <w:b/>
+                <w:sz w:val="16"/>
+                <w:szCs w:val="16"/>
+              </w:rPr>
+            </w:pPr>
+            <w:r>
+              <w:rPr>
+                <w:rFonts w:ascii="Aptos" w:hAnsi="Aptos"/>
                 <w:b/>
                 <w:sz w:val="16"/>
                 <w:szCs w:val="16"/>
@@ -2434,6 +2696,7 @@
             </w:r>
             <w:r>
               <w:rPr>
+                <w:rFonts w:ascii="Aptos" w:hAnsi="Aptos"/>
                 <w:b/>
                 <w:sz w:val="16"/>
                 <w:szCs w:val="16"/>
@@ -2442,13 +2705,24 @@
             </w:r>
             <w:r>
               <w:rPr>
-                <w:b/>
-                <w:sz w:val="16"/>
-                <w:szCs w:val="16"/>
-              </w:rPr>
-            </w:r>
-            <w:r>
-              <w:rPr>
+                <w:rFonts w:ascii="Aptos" w:hAnsi="Aptos"/>
+                <w:b/>
+                <w:sz w:val="16"/>
+                <w:szCs w:val="16"/>
+              </w:rPr>
+            </w:r>
+            <w:r>
+              <w:rPr>
+                <w:rFonts w:ascii="Aptos" w:hAnsi="Aptos"/>
+                <w:b/>
+                <w:sz w:val="16"/>
+                <w:szCs w:val="16"/>
+              </w:rPr>
+              <w:fldChar w:fldCharType="separate"/>
+            </w:r>
+            <w:r>
+              <w:rPr>
+                <w:rFonts w:ascii="Aptos" w:hAnsi="Aptos"/>
                 <w:b/>
                 <w:sz w:val="16"/>
                 <w:szCs w:val="16"/>
@@ -2459,13 +2733,15 @@
           <w:p>
             <w:pPr>
               <w:rPr>
-                <w:b/>
-                <w:sz w:val="16"/>
-                <w:szCs w:val="16"/>
-              </w:rPr>
-            </w:pPr>
-            <w:r>
-              <w:rPr>
+                <w:rFonts w:ascii="Aptos" w:hAnsi="Aptos"/>
+                <w:b/>
+                <w:sz w:val="16"/>
+                <w:szCs w:val="16"/>
+              </w:rPr>
+            </w:pPr>
+            <w:r>
+              <w:rPr>
+                <w:rFonts w:ascii="Aptos" w:hAnsi="Aptos"/>
                 <w:b/>
                 <w:sz w:val="16"/>
                 <w:szCs w:val="16"/>
@@ -2484,6 +2760,7 @@
             </w:r>
             <w:r>
               <w:rPr>
+                <w:rFonts w:ascii="Aptos" w:hAnsi="Aptos"/>
                 <w:b/>
                 <w:sz w:val="16"/>
                 <w:szCs w:val="16"/>
@@ -2492,13 +2769,24 @@
             </w:r>
             <w:r>
               <w:rPr>
-                <w:b/>
-                <w:sz w:val="16"/>
-                <w:szCs w:val="16"/>
-              </w:rPr>
-            </w:r>
-            <w:r>
-              <w:rPr>
+                <w:rFonts w:ascii="Aptos" w:hAnsi="Aptos"/>
+                <w:b/>
+                <w:sz w:val="16"/>
+                <w:szCs w:val="16"/>
+              </w:rPr>
+            </w:r>
+            <w:r>
+              <w:rPr>
+                <w:rFonts w:ascii="Aptos" w:hAnsi="Aptos"/>
+                <w:b/>
+                <w:sz w:val="16"/>
+                <w:szCs w:val="16"/>
+              </w:rPr>
+              <w:fldChar w:fldCharType="separate"/>
+            </w:r>
+            <w:r>
+              <w:rPr>
+                <w:rFonts w:ascii="Aptos" w:hAnsi="Aptos"/>
                 <w:b/>
                 <w:sz w:val="16"/>
                 <w:szCs w:val="16"/>
@@ -2509,13 +2797,15 @@
           <w:p>
             <w:pPr>
               <w:rPr>
-                <w:b/>
-                <w:sz w:val="16"/>
-                <w:szCs w:val="16"/>
-              </w:rPr>
-            </w:pPr>
-            <w:r>
-              <w:rPr>
+                <w:rFonts w:ascii="Aptos" w:hAnsi="Aptos"/>
+                <w:b/>
+                <w:sz w:val="16"/>
+                <w:szCs w:val="16"/>
+              </w:rPr>
+            </w:pPr>
+            <w:r>
+              <w:rPr>
+                <w:rFonts w:ascii="Aptos" w:hAnsi="Aptos"/>
                 <w:b/>
                 <w:sz w:val="16"/>
                 <w:szCs w:val="16"/>
@@ -2534,6 +2824,7 @@
             </w:r>
             <w:r>
               <w:rPr>
+                <w:rFonts w:ascii="Aptos" w:hAnsi="Aptos"/>
                 <w:b/>
                 <w:sz w:val="16"/>
                 <w:szCs w:val="16"/>
@@ -2542,13 +2833,24 @@
             </w:r>
             <w:r>
               <w:rPr>
-                <w:b/>
-                <w:sz w:val="16"/>
-                <w:szCs w:val="16"/>
-              </w:rPr>
-            </w:r>
-            <w:r>
-              <w:rPr>
+                <w:rFonts w:ascii="Aptos" w:hAnsi="Aptos"/>
+                <w:b/>
+                <w:sz w:val="16"/>
+                <w:szCs w:val="16"/>
+              </w:rPr>
+            </w:r>
+            <w:r>
+              <w:rPr>
+                <w:rFonts w:ascii="Aptos" w:hAnsi="Aptos"/>
+                <w:b/>
+                <w:sz w:val="16"/>
+                <w:szCs w:val="16"/>
+              </w:rPr>
+              <w:fldChar w:fldCharType="separate"/>
+            </w:r>
+            <w:r>
+              <w:rPr>
+                <w:rFonts w:ascii="Aptos" w:hAnsi="Aptos"/>
                 <w:b/>
                 <w:sz w:val="16"/>
                 <w:szCs w:val="16"/>
@@ -2559,13 +2861,15 @@
           <w:p>
             <w:pPr>
               <w:rPr>
-                <w:b/>
-                <w:sz w:val="16"/>
-                <w:szCs w:val="16"/>
-              </w:rPr>
-            </w:pPr>
-            <w:r>
-              <w:rPr>
+                <w:rFonts w:ascii="Aptos" w:hAnsi="Aptos"/>
+                <w:b/>
+                <w:sz w:val="16"/>
+                <w:szCs w:val="16"/>
+              </w:rPr>
+            </w:pPr>
+            <w:r>
+              <w:rPr>
+                <w:rFonts w:ascii="Aptos" w:hAnsi="Aptos"/>
                 <w:b/>
                 <w:sz w:val="16"/>
                 <w:szCs w:val="16"/>
@@ -2584,6 +2888,7 @@
             </w:r>
             <w:r>
               <w:rPr>
+                <w:rFonts w:ascii="Aptos" w:hAnsi="Aptos"/>
                 <w:b/>
                 <w:sz w:val="16"/>
                 <w:szCs w:val="16"/>
@@ -2592,13 +2897,24 @@
             </w:r>
             <w:r>
               <w:rPr>
-                <w:b/>
-                <w:sz w:val="16"/>
-                <w:szCs w:val="16"/>
-              </w:rPr>
-            </w:r>
-            <w:r>
-              <w:rPr>
+                <w:rFonts w:ascii="Aptos" w:hAnsi="Aptos"/>
+                <w:b/>
+                <w:sz w:val="16"/>
+                <w:szCs w:val="16"/>
+              </w:rPr>
+            </w:r>
+            <w:r>
+              <w:rPr>
+                <w:rFonts w:ascii="Aptos" w:hAnsi="Aptos"/>
+                <w:b/>
+                <w:sz w:val="16"/>
+                <w:szCs w:val="16"/>
+              </w:rPr>
+              <w:fldChar w:fldCharType="separate"/>
+            </w:r>
+            <w:r>
+              <w:rPr>
+                <w:rFonts w:ascii="Aptos" w:hAnsi="Aptos"/>
                 <w:b/>
                 <w:sz w:val="16"/>
                 <w:szCs w:val="16"/>
@@ -2609,13 +2925,15 @@
           <w:p>
             <w:pPr>
               <w:rPr>
-                <w:b/>
-                <w:sz w:val="16"/>
-                <w:szCs w:val="16"/>
-              </w:rPr>
-            </w:pPr>
-            <w:r>
-              <w:rPr>
+                <w:rFonts w:ascii="Aptos" w:hAnsi="Aptos"/>
+                <w:b/>
+                <w:sz w:val="16"/>
+                <w:szCs w:val="16"/>
+              </w:rPr>
+            </w:pPr>
+            <w:r>
+              <w:rPr>
+                <w:rFonts w:ascii="Aptos" w:hAnsi="Aptos"/>
                 <w:b/>
                 <w:sz w:val="16"/>
                 <w:szCs w:val="16"/>
@@ -2634,6 +2952,7 @@
             </w:r>
             <w:r>
               <w:rPr>
+                <w:rFonts w:ascii="Aptos" w:hAnsi="Aptos"/>
                 <w:b/>
                 <w:sz w:val="16"/>
                 <w:szCs w:val="16"/>
@@ -2642,13 +2961,24 @@
             </w:r>
             <w:r>
               <w:rPr>
-                <w:b/>
-                <w:sz w:val="16"/>
-                <w:szCs w:val="16"/>
-              </w:rPr>
-            </w:r>
-            <w:r>
-              <w:rPr>
+                <w:rFonts w:ascii="Aptos" w:hAnsi="Aptos"/>
+                <w:b/>
+                <w:sz w:val="16"/>
+                <w:szCs w:val="16"/>
+              </w:rPr>
+            </w:r>
+            <w:r>
+              <w:rPr>
+                <w:rFonts w:ascii="Aptos" w:hAnsi="Aptos"/>
+                <w:b/>
+                <w:sz w:val="16"/>
+                <w:szCs w:val="16"/>
+              </w:rPr>
+              <w:fldChar w:fldCharType="separate"/>
+            </w:r>
+            <w:r>
+              <w:rPr>
+                <w:rFonts w:ascii="Aptos" w:hAnsi="Aptos"/>
                 <w:b/>
                 <w:sz w:val="16"/>
                 <w:szCs w:val="16"/>
@@ -2666,20 +2996,21 @@
               <w:bottom w:val="single" w:sz="12" w:space="0" w:color="auto"/>
               <w:right w:val="single" w:sz="12" w:space="0" w:color="auto"/>
             </w:tcBorders>
-            <w:shd w:val="clear" w:color="auto" w:fill="auto"/>
             <w:vAlign w:val="center"/>
             <w:hideMark/>
           </w:tcPr>
           <w:p>
             <w:pPr>
               <w:rPr>
-                <w:b/>
-                <w:sz w:val="16"/>
-                <w:szCs w:val="16"/>
-              </w:rPr>
-            </w:pPr>
-            <w:r>
-              <w:rPr>
+                <w:rFonts w:ascii="Aptos" w:hAnsi="Aptos"/>
+                <w:b/>
+                <w:sz w:val="16"/>
+                <w:szCs w:val="16"/>
+              </w:rPr>
+            </w:pPr>
+            <w:r>
+              <w:rPr>
+                <w:rFonts w:ascii="Aptos" w:hAnsi="Aptos"/>
                 <w:b/>
                 <w:sz w:val="16"/>
                 <w:szCs w:val="16"/>
@@ -2690,13 +3021,15 @@
           <w:p>
             <w:pPr>
               <w:rPr>
-                <w:b/>
-                <w:sz w:val="16"/>
-                <w:szCs w:val="16"/>
-              </w:rPr>
-            </w:pPr>
-            <w:r>
-              <w:rPr>
+                <w:rFonts w:ascii="Aptos" w:hAnsi="Aptos"/>
+                <w:b/>
+                <w:sz w:val="16"/>
+                <w:szCs w:val="16"/>
+              </w:rPr>
+            </w:pPr>
+            <w:r>
+              <w:rPr>
+                <w:rFonts w:ascii="Aptos" w:hAnsi="Aptos"/>
                 <w:b/>
                 <w:sz w:val="16"/>
                 <w:szCs w:val="16"/>
@@ -2707,13 +3040,15 @@
           <w:p>
             <w:pPr>
               <w:rPr>
-                <w:b/>
-                <w:sz w:val="16"/>
-                <w:szCs w:val="16"/>
-              </w:rPr>
-            </w:pPr>
-            <w:r>
-              <w:rPr>
+                <w:rFonts w:ascii="Aptos" w:hAnsi="Aptos"/>
+                <w:b/>
+                <w:sz w:val="16"/>
+                <w:szCs w:val="16"/>
+              </w:rPr>
+            </w:pPr>
+            <w:r>
+              <w:rPr>
+                <w:rFonts w:ascii="Aptos" w:hAnsi="Aptos"/>
                 <w:b/>
                 <w:sz w:val="16"/>
                 <w:szCs w:val="16"/>
@@ -2724,13 +3059,15 @@
           <w:p>
             <w:pPr>
               <w:rPr>
-                <w:b/>
-                <w:sz w:val="16"/>
-                <w:szCs w:val="16"/>
-              </w:rPr>
-            </w:pPr>
-            <w:r>
-              <w:rPr>
+                <w:rFonts w:ascii="Aptos" w:hAnsi="Aptos"/>
+                <w:b/>
+                <w:sz w:val="16"/>
+                <w:szCs w:val="16"/>
+              </w:rPr>
+            </w:pPr>
+            <w:r>
+              <w:rPr>
+                <w:rFonts w:ascii="Aptos" w:hAnsi="Aptos"/>
                 <w:b/>
                 <w:sz w:val="16"/>
                 <w:szCs w:val="16"/>
@@ -2741,13 +3078,15 @@
           <w:p>
             <w:pPr>
               <w:rPr>
-                <w:b/>
-                <w:sz w:val="16"/>
-                <w:szCs w:val="16"/>
-              </w:rPr>
-            </w:pPr>
-            <w:r>
-              <w:rPr>
+                <w:rFonts w:ascii="Aptos" w:hAnsi="Aptos"/>
+                <w:b/>
+                <w:sz w:val="16"/>
+                <w:szCs w:val="16"/>
+              </w:rPr>
+            </w:pPr>
+            <w:r>
+              <w:rPr>
+                <w:rFonts w:ascii="Aptos" w:hAnsi="Aptos"/>
                 <w:b/>
                 <w:sz w:val="16"/>
                 <w:szCs w:val="16"/>
@@ -2771,11 +3110,11 @@
               <w:bottom w:val="nil"/>
               <w:right w:val="single" w:sz="4" w:space="0" w:color="auto"/>
             </w:tcBorders>
-            <w:shd w:val="clear" w:color="auto" w:fill="auto"/>
-          </w:tcPr>
-          <w:p>
-            <w:pPr>
-              <w:rPr>
+          </w:tcPr>
+          <w:p>
+            <w:pPr>
+              <w:rPr>
+                <w:rFonts w:ascii="Aptos" w:hAnsi="Aptos"/>
                 <w:b/>
                 <w:sz w:val="10"/>
                 <w:szCs w:val="10"/>
@@ -2794,18 +3133,19 @@
               <w:bottom w:val="single" w:sz="12" w:space="0" w:color="auto"/>
               <w:right w:val="single" w:sz="12" w:space="0" w:color="auto"/>
             </w:tcBorders>
-            <w:shd w:val="clear" w:color="auto" w:fill="auto"/>
             <w:vAlign w:val="center"/>
             <w:hideMark/>
           </w:tcPr>
           <w:p>
             <w:pPr>
               <w:rPr>
-                <w:b/>
-              </w:rPr>
-            </w:pPr>
-            <w:r>
-              <w:rPr>
+                <w:rFonts w:ascii="Aptos" w:hAnsi="Aptos"/>
+                <w:b/>
+              </w:rPr>
+            </w:pPr>
+            <w:r>
+              <w:rPr>
+                <w:rFonts w:ascii="Aptos" w:hAnsi="Aptos"/>
                 <w:b/>
               </w:rPr>
               <w:t>C</w:t>
@@ -2822,18 +3162,19 @@
               <w:bottom w:val="nil"/>
               <w:right w:val="single" w:sz="4" w:space="0" w:color="auto"/>
             </w:tcBorders>
-            <w:shd w:val="clear" w:color="auto" w:fill="auto"/>
             <w:vAlign w:val="center"/>
             <w:hideMark/>
           </w:tcPr>
           <w:p>
             <w:pPr>
               <w:rPr>
-                <w:b/>
-              </w:rPr>
-            </w:pPr>
-            <w:r>
-              <w:rPr>
+                <w:rFonts w:ascii="Aptos" w:hAnsi="Aptos"/>
+                <w:b/>
+              </w:rPr>
+            </w:pPr>
+            <w:r>
+              <w:rPr>
+                <w:rFonts w:ascii="Aptos" w:hAnsi="Aptos"/>
                 <w:b/>
               </w:rPr>
               <w:t>VALUTAZIONE DEL RISCHIO MISURATO</w:t>
@@ -2850,7 +3191,6 @@
               <w:bottom w:val="single" w:sz="4" w:space="0" w:color="auto"/>
               <w:right w:val="single" w:sz="4" w:space="0" w:color="auto"/>
             </w:tcBorders>
-            <w:shd w:val="clear" w:color="auto" w:fill="auto"/>
             <w:vAlign w:val="center"/>
             <w:hideMark/>
           </w:tcPr>
@@ -2858,13 +3198,15 @@
             <w:pPr>
               <w:jc w:val="center"/>
               <w:rPr>
-                <w:b/>
-                <w:sz w:val="16"/>
-                <w:szCs w:val="16"/>
-              </w:rPr>
-            </w:pPr>
-            <w:r>
-              <w:rPr>
+                <w:rFonts w:ascii="Aptos" w:hAnsi="Aptos"/>
+                <w:b/>
+                <w:sz w:val="16"/>
+                <w:szCs w:val="16"/>
+              </w:rPr>
+            </w:pPr>
+            <w:r>
+              <w:rPr>
+                <w:rFonts w:ascii="Aptos" w:hAnsi="Aptos"/>
                 <w:b/>
                 <w:sz w:val="16"/>
                 <w:szCs w:val="16"/>
@@ -2873,6 +3215,7 @@
             </w:r>
             <w:r>
               <w:rPr>
+                <w:rFonts w:ascii="Aptos" w:hAnsi="Aptos"/>
                 <w:b/>
                 <w:sz w:val="16"/>
                 <w:szCs w:val="16"/>
@@ -2891,6 +3234,7 @@
             </w:r>
             <w:r>
               <w:rPr>
+                <w:rFonts w:ascii="Aptos" w:hAnsi="Aptos"/>
                 <w:b/>
                 <w:sz w:val="16"/>
                 <w:szCs w:val="16"/>
@@ -2899,13 +3243,24 @@
             </w:r>
             <w:r>
               <w:rPr>
-                <w:b/>
-                <w:sz w:val="16"/>
-                <w:szCs w:val="16"/>
-              </w:rPr>
-            </w:r>
-            <w:r>
-              <w:rPr>
+                <w:rFonts w:ascii="Aptos" w:hAnsi="Aptos"/>
+                <w:b/>
+                <w:sz w:val="16"/>
+                <w:szCs w:val="16"/>
+              </w:rPr>
+            </w:r>
+            <w:r>
+              <w:rPr>
+                <w:rFonts w:ascii="Aptos" w:hAnsi="Aptos"/>
+                <w:b/>
+                <w:sz w:val="16"/>
+                <w:szCs w:val="16"/>
+              </w:rPr>
+              <w:fldChar w:fldCharType="separate"/>
+            </w:r>
+            <w:r>
+              <w:rPr>
+                <w:rFonts w:ascii="Aptos" w:hAnsi="Aptos"/>
                 <w:b/>
                 <w:sz w:val="16"/>
                 <w:szCs w:val="16"/>
@@ -2914,6 +3269,7 @@
             </w:r>
             <w:r>
               <w:rPr>
+                <w:rFonts w:ascii="Aptos" w:hAnsi="Aptos"/>
                 <w:b/>
                 <w:sz w:val="16"/>
                 <w:szCs w:val="16"/>
@@ -2922,6 +3278,7 @@
             </w:r>
             <w:r>
               <w:rPr>
+                <w:rFonts w:ascii="Aptos" w:hAnsi="Aptos"/>
                 <w:b/>
                 <w:sz w:val="16"/>
                 <w:szCs w:val="16"/>
@@ -2941,6 +3298,7 @@
             </w:r>
             <w:r>
               <w:rPr>
+                <w:rFonts w:ascii="Aptos" w:hAnsi="Aptos"/>
                 <w:b/>
                 <w:sz w:val="16"/>
                 <w:szCs w:val="16"/>
@@ -2949,13 +3307,24 @@
             </w:r>
             <w:r>
               <w:rPr>
-                <w:b/>
-                <w:sz w:val="16"/>
-                <w:szCs w:val="16"/>
-              </w:rPr>
-            </w:r>
-            <w:r>
-              <w:rPr>
+                <w:rFonts w:ascii="Aptos" w:hAnsi="Aptos"/>
+                <w:b/>
+                <w:sz w:val="16"/>
+                <w:szCs w:val="16"/>
+              </w:rPr>
+            </w:r>
+            <w:r>
+              <w:rPr>
+                <w:rFonts w:ascii="Aptos" w:hAnsi="Aptos"/>
+                <w:b/>
+                <w:sz w:val="16"/>
+                <w:szCs w:val="16"/>
+              </w:rPr>
+              <w:fldChar w:fldCharType="separate"/>
+            </w:r>
+            <w:r>
+              <w:rPr>
+                <w:rFonts w:ascii="Aptos" w:hAnsi="Aptos"/>
                 <w:b/>
                 <w:sz w:val="16"/>
                 <w:szCs w:val="16"/>
@@ -2964,6 +3333,7 @@
             </w:r>
             <w:r>
               <w:rPr>
+                <w:rFonts w:ascii="Aptos" w:hAnsi="Aptos"/>
                 <w:b/>
                 <w:sz w:val="16"/>
                 <w:szCs w:val="16"/>
@@ -2987,11 +3357,11 @@
               <w:bottom w:val="single" w:sz="4" w:space="0" w:color="auto"/>
               <w:right w:val="single" w:sz="4" w:space="0" w:color="auto"/>
             </w:tcBorders>
-            <w:shd w:val="clear" w:color="auto" w:fill="auto"/>
-          </w:tcPr>
-          <w:p>
-            <w:pPr>
-              <w:rPr>
+          </w:tcPr>
+          <w:p>
+            <w:pPr>
+              <w:rPr>
+                <w:rFonts w:ascii="Aptos" w:hAnsi="Aptos"/>
                 <w:b/>
                 <w:sz w:val="10"/>
                 <w:szCs w:val="10"/>
@@ -3014,11 +3384,11 @@
               <w:bottom w:val="nil"/>
               <w:right w:val="single" w:sz="4" w:space="0" w:color="auto"/>
             </w:tcBorders>
-            <w:shd w:val="clear" w:color="auto" w:fill="auto"/>
-          </w:tcPr>
-          <w:p>
-            <w:pPr>
-              <w:rPr>
+          </w:tcPr>
+          <w:p>
+            <w:pPr>
+              <w:rPr>
+                <w:rFonts w:ascii="Aptos" w:hAnsi="Aptos"/>
                 <w:b/>
                 <w:sz w:val="10"/>
                 <w:szCs w:val="10"/>
@@ -3037,18 +3407,19 @@
               <w:bottom w:val="single" w:sz="12" w:space="0" w:color="auto"/>
               <w:right w:val="single" w:sz="12" w:space="0" w:color="auto"/>
             </w:tcBorders>
-            <w:shd w:val="clear" w:color="auto" w:fill="auto"/>
             <w:vAlign w:val="center"/>
             <w:hideMark/>
           </w:tcPr>
           <w:p>
             <w:pPr>
               <w:rPr>
-                <w:b/>
-              </w:rPr>
-            </w:pPr>
-            <w:r>
-              <w:rPr>
+                <w:rFonts w:ascii="Aptos" w:hAnsi="Aptos"/>
+                <w:b/>
+              </w:rPr>
+            </w:pPr>
+            <w:r>
+              <w:rPr>
+                <w:rFonts w:ascii="Aptos" w:hAnsi="Aptos"/>
                 <w:b/>
               </w:rPr>
               <w:t>D</w:t>
@@ -3065,18 +3436,19 @@
               <w:bottom w:val="nil"/>
               <w:right w:val="single" w:sz="4" w:space="0" w:color="auto"/>
             </w:tcBorders>
-            <w:shd w:val="clear" w:color="auto" w:fill="auto"/>
             <w:vAlign w:val="center"/>
             <w:hideMark/>
           </w:tcPr>
           <w:p>
             <w:pPr>
               <w:rPr>
-                <w:b/>
-              </w:rPr>
-            </w:pPr>
-            <w:r>
-              <w:rPr>
+                <w:rFonts w:ascii="Aptos" w:hAnsi="Aptos"/>
+                <w:b/>
+              </w:rPr>
+            </w:pPr>
+            <w:r>
+              <w:rPr>
+                <w:rFonts w:ascii="Aptos" w:hAnsi="Aptos"/>
                 <w:b/>
               </w:rPr>
               <w:t>MISURE DI PREVENZIONE E PROTEZIONE (artt. 224, 225)</w:t>
@@ -3098,11 +3470,11 @@
               <w:bottom w:val="single" w:sz="4" w:space="0" w:color="auto"/>
               <w:right w:val="single" w:sz="4" w:space="0" w:color="auto"/>
             </w:tcBorders>
-            <w:shd w:val="clear" w:color="auto" w:fill="auto"/>
-          </w:tcPr>
-          <w:p>
-            <w:pPr>
-              <w:rPr>
+          </w:tcPr>
+          <w:p>
+            <w:pPr>
+              <w:rPr>
+                <w:rFonts w:ascii="Aptos" w:hAnsi="Aptos"/>
                 <w:b/>
                 <w:sz w:val="10"/>
                 <w:szCs w:val="10"/>
@@ -3125,17 +3497,18 @@
               <w:bottom w:val="single" w:sz="4" w:space="0" w:color="auto"/>
               <w:right w:val="nil"/>
             </w:tcBorders>
-            <w:shd w:val="clear" w:color="auto" w:fill="auto"/>
-          </w:tcPr>
-          <w:p>
-            <w:pPr>
-              <w:rPr>
-                <w:sz w:val="16"/>
-                <w:szCs w:val="16"/>
-              </w:rPr>
-            </w:pPr>
-            <w:r>
-              <w:rPr>
+          </w:tcPr>
+          <w:p>
+            <w:pPr>
+              <w:rPr>
+                <w:rFonts w:ascii="Aptos" w:hAnsi="Aptos"/>
+                <w:sz w:val="16"/>
+                <w:szCs w:val="16"/>
+              </w:rPr>
+            </w:pPr>
+            <w:r>
+              <w:rPr>
+                <w:rFonts w:ascii="Aptos" w:hAnsi="Aptos"/>
                 <w:b/>
                 <w:sz w:val="16"/>
                 <w:szCs w:val="16"/>
@@ -3155,6 +3528,7 @@
             </w:r>
             <w:r>
               <w:rPr>
+                <w:rFonts w:ascii="Aptos" w:hAnsi="Aptos"/>
                 <w:b/>
                 <w:sz w:val="16"/>
                 <w:szCs w:val="16"/>
@@ -3163,13 +3537,24 @@
             </w:r>
             <w:r>
               <w:rPr>
-                <w:b/>
-                <w:sz w:val="16"/>
-                <w:szCs w:val="16"/>
-              </w:rPr>
-            </w:r>
-            <w:r>
-              <w:rPr>
+                <w:rFonts w:ascii="Aptos" w:hAnsi="Aptos"/>
+                <w:b/>
+                <w:sz w:val="16"/>
+                <w:szCs w:val="16"/>
+              </w:rPr>
+            </w:r>
+            <w:r>
+              <w:rPr>
+                <w:rFonts w:ascii="Aptos" w:hAnsi="Aptos"/>
+                <w:b/>
+                <w:sz w:val="16"/>
+                <w:szCs w:val="16"/>
+              </w:rPr>
+              <w:fldChar w:fldCharType="separate"/>
+            </w:r>
+            <w:r>
+              <w:rPr>
+                <w:rFonts w:ascii="Aptos" w:hAnsi="Aptos"/>
                 <w:b/>
                 <w:sz w:val="16"/>
                 <w:szCs w:val="16"/>
@@ -3178,6 +3563,7 @@
             </w:r>
             <w:r>
               <w:rPr>
+                <w:rFonts w:ascii="Aptos" w:hAnsi="Aptos"/>
                 <w:b/>
                 <w:sz w:val="16"/>
                 <w:szCs w:val="16"/>
@@ -3186,6 +3572,7 @@
             </w:r>
             <w:r>
               <w:rPr>
+                <w:rFonts w:ascii="Aptos" w:hAnsi="Aptos"/>
                 <w:sz w:val="16"/>
                 <w:szCs w:val="16"/>
               </w:rPr>
@@ -3195,12 +3582,14 @@
           <w:p>
             <w:pPr>
               <w:rPr>
-                <w:sz w:val="16"/>
-                <w:szCs w:val="16"/>
-              </w:rPr>
-            </w:pPr>
-            <w:r>
-              <w:rPr>
+                <w:rFonts w:ascii="Aptos" w:hAnsi="Aptos"/>
+                <w:sz w:val="16"/>
+                <w:szCs w:val="16"/>
+              </w:rPr>
+            </w:pPr>
+            <w:r>
+              <w:rPr>
+                <w:rFonts w:ascii="Aptos" w:hAnsi="Aptos"/>
                 <w:sz w:val="16"/>
                 <w:szCs w:val="16"/>
               </w:rPr>
@@ -3218,6 +3607,7 @@
             </w:r>
             <w:r>
               <w:rPr>
+                <w:rFonts w:ascii="Aptos" w:hAnsi="Aptos"/>
                 <w:sz w:val="16"/>
                 <w:szCs w:val="16"/>
               </w:rPr>
@@ -3225,12 +3615,22 @@
             </w:r>
             <w:r>
               <w:rPr>
-                <w:sz w:val="16"/>
-                <w:szCs w:val="16"/>
-              </w:rPr>
-            </w:r>
-            <w:r>
-              <w:rPr>
+                <w:rFonts w:ascii="Aptos" w:hAnsi="Aptos"/>
+                <w:sz w:val="16"/>
+                <w:szCs w:val="16"/>
+              </w:rPr>
+            </w:r>
+            <w:r>
+              <w:rPr>
+                <w:rFonts w:ascii="Aptos" w:hAnsi="Aptos"/>
+                <w:sz w:val="16"/>
+                <w:szCs w:val="16"/>
+              </w:rPr>
+              <w:fldChar w:fldCharType="separate"/>
+            </w:r>
+            <w:r>
+              <w:rPr>
+                <w:rFonts w:ascii="Aptos" w:hAnsi="Aptos"/>
                 <w:sz w:val="16"/>
                 <w:szCs w:val="16"/>
               </w:rPr>
@@ -3238,6 +3638,7 @@
             </w:r>
             <w:r>
               <w:rPr>
+                <w:rFonts w:ascii="Aptos" w:hAnsi="Aptos"/>
                 <w:sz w:val="16"/>
                 <w:szCs w:val="16"/>
               </w:rPr>
@@ -3247,13 +3648,15 @@
           <w:p>
             <w:pPr>
               <w:rPr>
-                <w:b/>
-                <w:sz w:val="16"/>
-                <w:szCs w:val="16"/>
-              </w:rPr>
-            </w:pPr>
-            <w:r>
-              <w:rPr>
+                <w:rFonts w:ascii="Aptos" w:hAnsi="Aptos"/>
+                <w:b/>
+                <w:sz w:val="16"/>
+                <w:szCs w:val="16"/>
+              </w:rPr>
+            </w:pPr>
+            <w:r>
+              <w:rPr>
+                <w:rFonts w:ascii="Aptos" w:hAnsi="Aptos"/>
                 <w:sz w:val="16"/>
                 <w:szCs w:val="16"/>
               </w:rPr>
@@ -3272,6 +3675,7 @@
             </w:r>
             <w:r>
               <w:rPr>
+                <w:rFonts w:ascii="Aptos" w:hAnsi="Aptos"/>
                 <w:sz w:val="16"/>
                 <w:szCs w:val="16"/>
               </w:rPr>
@@ -3279,12 +3683,22 @@
             </w:r>
             <w:r>
               <w:rPr>
-                <w:sz w:val="16"/>
-                <w:szCs w:val="16"/>
-              </w:rPr>
-            </w:r>
-            <w:r>
-              <w:rPr>
+                <w:rFonts w:ascii="Aptos" w:hAnsi="Aptos"/>
+                <w:sz w:val="16"/>
+                <w:szCs w:val="16"/>
+              </w:rPr>
+            </w:r>
+            <w:r>
+              <w:rPr>
+                <w:rFonts w:ascii="Aptos" w:hAnsi="Aptos"/>
+                <w:sz w:val="16"/>
+                <w:szCs w:val="16"/>
+              </w:rPr>
+              <w:fldChar w:fldCharType="separate"/>
+            </w:r>
+            <w:r>
+              <w:rPr>
+                <w:rFonts w:ascii="Aptos" w:hAnsi="Aptos"/>
                 <w:sz w:val="16"/>
                 <w:szCs w:val="16"/>
               </w:rPr>
@@ -3292,6 +3706,7 @@
             </w:r>
             <w:r>
               <w:rPr>
+                <w:rFonts w:ascii="Aptos" w:hAnsi="Aptos"/>
                 <w:sz w:val="16"/>
                 <w:szCs w:val="16"/>
               </w:rPr>
@@ -3301,12 +3716,14 @@
           <w:p>
             <w:pPr>
               <w:rPr>
-                <w:sz w:val="16"/>
-                <w:szCs w:val="16"/>
-              </w:rPr>
-            </w:pPr>
-            <w:r>
-              <w:rPr>
+                <w:rFonts w:ascii="Aptos" w:hAnsi="Aptos"/>
+                <w:sz w:val="16"/>
+                <w:szCs w:val="16"/>
+              </w:rPr>
+            </w:pPr>
+            <w:r>
+              <w:rPr>
+                <w:rFonts w:ascii="Aptos" w:hAnsi="Aptos"/>
                 <w:sz w:val="16"/>
                 <w:szCs w:val="16"/>
               </w:rPr>
@@ -3325,6 +3742,7 @@
             </w:r>
             <w:r>
               <w:rPr>
+                <w:rFonts w:ascii="Aptos" w:hAnsi="Aptos"/>
                 <w:sz w:val="16"/>
                 <w:szCs w:val="16"/>
               </w:rPr>
@@ -3332,12 +3750,22 @@
             </w:r>
             <w:r>
               <w:rPr>
-                <w:sz w:val="16"/>
-                <w:szCs w:val="16"/>
-              </w:rPr>
-            </w:r>
-            <w:r>
-              <w:rPr>
+                <w:rFonts w:ascii="Aptos" w:hAnsi="Aptos"/>
+                <w:sz w:val="16"/>
+                <w:szCs w:val="16"/>
+              </w:rPr>
+            </w:r>
+            <w:r>
+              <w:rPr>
+                <w:rFonts w:ascii="Aptos" w:hAnsi="Aptos"/>
+                <w:sz w:val="16"/>
+                <w:szCs w:val="16"/>
+              </w:rPr>
+              <w:fldChar w:fldCharType="separate"/>
+            </w:r>
+            <w:r>
+              <w:rPr>
+                <w:rFonts w:ascii="Aptos" w:hAnsi="Aptos"/>
                 <w:sz w:val="16"/>
                 <w:szCs w:val="16"/>
               </w:rPr>
@@ -3345,6 +3773,7 @@
             </w:r>
             <w:r>
               <w:rPr>
+                <w:rFonts w:ascii="Aptos" w:hAnsi="Aptos"/>
                 <w:sz w:val="16"/>
                 <w:szCs w:val="16"/>
               </w:rPr>
@@ -3354,12 +3783,14 @@
           <w:p>
             <w:pPr>
               <w:rPr>
-                <w:sz w:val="16"/>
-                <w:szCs w:val="16"/>
-              </w:rPr>
-            </w:pPr>
-            <w:r>
-              <w:rPr>
+                <w:rFonts w:ascii="Aptos" w:hAnsi="Aptos"/>
+                <w:sz w:val="16"/>
+                <w:szCs w:val="16"/>
+              </w:rPr>
+            </w:pPr>
+            <w:r>
+              <w:rPr>
+                <w:rFonts w:ascii="Aptos" w:hAnsi="Aptos"/>
                 <w:sz w:val="16"/>
                 <w:szCs w:val="16"/>
               </w:rPr>
@@ -3378,6 +3809,7 @@
             </w:r>
             <w:r>
               <w:rPr>
+                <w:rFonts w:ascii="Aptos" w:hAnsi="Aptos"/>
                 <w:sz w:val="16"/>
                 <w:szCs w:val="16"/>
               </w:rPr>
@@ -3385,12 +3817,22 @@
             </w:r>
             <w:r>
               <w:rPr>
-                <w:sz w:val="16"/>
-                <w:szCs w:val="16"/>
-              </w:rPr>
-            </w:r>
-            <w:r>
-              <w:rPr>
+                <w:rFonts w:ascii="Aptos" w:hAnsi="Aptos"/>
+                <w:sz w:val="16"/>
+                <w:szCs w:val="16"/>
+              </w:rPr>
+            </w:r>
+            <w:r>
+              <w:rPr>
+                <w:rFonts w:ascii="Aptos" w:hAnsi="Aptos"/>
+                <w:sz w:val="16"/>
+                <w:szCs w:val="16"/>
+              </w:rPr>
+              <w:fldChar w:fldCharType="separate"/>
+            </w:r>
+            <w:r>
+              <w:rPr>
+                <w:rFonts w:ascii="Aptos" w:hAnsi="Aptos"/>
                 <w:sz w:val="16"/>
                 <w:szCs w:val="16"/>
               </w:rPr>
@@ -3398,6 +3840,7 @@
             </w:r>
             <w:r>
               <w:rPr>
+                <w:rFonts w:ascii="Aptos" w:hAnsi="Aptos"/>
                 <w:sz w:val="16"/>
                 <w:szCs w:val="16"/>
               </w:rPr>
@@ -3407,12 +3850,14 @@
           <w:p>
             <w:pPr>
               <w:rPr>
-                <w:sz w:val="16"/>
-                <w:szCs w:val="16"/>
-              </w:rPr>
-            </w:pPr>
-            <w:r>
-              <w:rPr>
+                <w:rFonts w:ascii="Aptos" w:hAnsi="Aptos"/>
+                <w:sz w:val="16"/>
+                <w:szCs w:val="16"/>
+              </w:rPr>
+            </w:pPr>
+            <w:r>
+              <w:rPr>
+                <w:rFonts w:ascii="Aptos" w:hAnsi="Aptos"/>
                 <w:sz w:val="16"/>
                 <w:szCs w:val="16"/>
               </w:rPr>
@@ -3431,6 +3876,7 @@
             </w:r>
             <w:r>
               <w:rPr>
+                <w:rFonts w:ascii="Aptos" w:hAnsi="Aptos"/>
                 <w:sz w:val="16"/>
                 <w:szCs w:val="16"/>
               </w:rPr>
@@ -3438,12 +3884,22 @@
             </w:r>
             <w:r>
               <w:rPr>
-                <w:sz w:val="16"/>
-                <w:szCs w:val="16"/>
-              </w:rPr>
-            </w:r>
-            <w:r>
-              <w:rPr>
+                <w:rFonts w:ascii="Aptos" w:hAnsi="Aptos"/>
+                <w:sz w:val="16"/>
+                <w:szCs w:val="16"/>
+              </w:rPr>
+            </w:r>
+            <w:r>
+              <w:rPr>
+                <w:rFonts w:ascii="Aptos" w:hAnsi="Aptos"/>
+                <w:sz w:val="16"/>
+                <w:szCs w:val="16"/>
+              </w:rPr>
+              <w:fldChar w:fldCharType="separate"/>
+            </w:r>
+            <w:r>
+              <w:rPr>
+                <w:rFonts w:ascii="Aptos" w:hAnsi="Aptos"/>
                 <w:sz w:val="16"/>
                 <w:szCs w:val="16"/>
               </w:rPr>
@@ -3451,6 +3907,7 @@
             </w:r>
             <w:r>
               <w:rPr>
+                <w:rFonts w:ascii="Aptos" w:hAnsi="Aptos"/>
                 <w:sz w:val="16"/>
                 <w:szCs w:val="16"/>
               </w:rPr>
@@ -3460,12 +3917,14 @@
           <w:p>
             <w:pPr>
               <w:rPr>
-                <w:sz w:val="16"/>
-                <w:szCs w:val="16"/>
-              </w:rPr>
-            </w:pPr>
-            <w:r>
-              <w:rPr>
+                <w:rFonts w:ascii="Aptos" w:hAnsi="Aptos"/>
+                <w:sz w:val="16"/>
+                <w:szCs w:val="16"/>
+              </w:rPr>
+            </w:pPr>
+            <w:r>
+              <w:rPr>
+                <w:rFonts w:ascii="Aptos" w:hAnsi="Aptos"/>
                 <w:sz w:val="16"/>
                 <w:szCs w:val="16"/>
               </w:rPr>
@@ -3484,6 +3943,7 @@
             </w:r>
             <w:r>
               <w:rPr>
+                <w:rFonts w:ascii="Aptos" w:hAnsi="Aptos"/>
                 <w:sz w:val="16"/>
                 <w:szCs w:val="16"/>
               </w:rPr>
@@ -3491,12 +3951,22 @@
             </w:r>
             <w:r>
               <w:rPr>
-                <w:sz w:val="16"/>
-                <w:szCs w:val="16"/>
-              </w:rPr>
-            </w:r>
-            <w:r>
-              <w:rPr>
+                <w:rFonts w:ascii="Aptos" w:hAnsi="Aptos"/>
+                <w:sz w:val="16"/>
+                <w:szCs w:val="16"/>
+              </w:rPr>
+            </w:r>
+            <w:r>
+              <w:rPr>
+                <w:rFonts w:ascii="Aptos" w:hAnsi="Aptos"/>
+                <w:sz w:val="16"/>
+                <w:szCs w:val="16"/>
+              </w:rPr>
+              <w:fldChar w:fldCharType="separate"/>
+            </w:r>
+            <w:r>
+              <w:rPr>
+                <w:rFonts w:ascii="Aptos" w:hAnsi="Aptos"/>
                 <w:sz w:val="16"/>
                 <w:szCs w:val="16"/>
               </w:rPr>
@@ -3504,6 +3974,7 @@
             </w:r>
             <w:r>
               <w:rPr>
+                <w:rFonts w:ascii="Aptos" w:hAnsi="Aptos"/>
                 <w:sz w:val="16"/>
                 <w:szCs w:val="16"/>
               </w:rPr>
@@ -3513,6 +3984,7 @@
           <w:p>
             <w:pPr>
               <w:rPr>
+                <w:rFonts w:ascii="Aptos" w:hAnsi="Aptos"/>
                 <w:sz w:val="16"/>
                 <w:szCs w:val="16"/>
               </w:rPr>
@@ -3529,17 +4001,18 @@
               <w:bottom w:val="single" w:sz="4" w:space="0" w:color="auto"/>
               <w:right w:val="single" w:sz="4" w:space="0" w:color="auto"/>
             </w:tcBorders>
-            <w:shd w:val="clear" w:color="auto" w:fill="auto"/>
-          </w:tcPr>
-          <w:p>
-            <w:pPr>
-              <w:rPr>
-                <w:sz w:val="16"/>
-                <w:szCs w:val="16"/>
-              </w:rPr>
-            </w:pPr>
-            <w:r>
-              <w:rPr>
+          </w:tcPr>
+          <w:p>
+            <w:pPr>
+              <w:rPr>
+                <w:rFonts w:ascii="Aptos" w:hAnsi="Aptos"/>
+                <w:sz w:val="16"/>
+                <w:szCs w:val="16"/>
+              </w:rPr>
+            </w:pPr>
+            <w:r>
+              <w:rPr>
+                <w:rFonts w:ascii="Aptos" w:hAnsi="Aptos"/>
                 <w:sz w:val="16"/>
                 <w:szCs w:val="16"/>
               </w:rPr>
@@ -3558,6 +4031,7 @@
             </w:r>
             <w:r>
               <w:rPr>
+                <w:rFonts w:ascii="Aptos" w:hAnsi="Aptos"/>
                 <w:sz w:val="16"/>
                 <w:szCs w:val="16"/>
               </w:rPr>
@@ -3565,12 +4039,22 @@
             </w:r>
             <w:r>
               <w:rPr>
-                <w:sz w:val="16"/>
-                <w:szCs w:val="16"/>
-              </w:rPr>
-            </w:r>
-            <w:r>
-              <w:rPr>
+                <w:rFonts w:ascii="Aptos" w:hAnsi="Aptos"/>
+                <w:sz w:val="16"/>
+                <w:szCs w:val="16"/>
+              </w:rPr>
+            </w:r>
+            <w:r>
+              <w:rPr>
+                <w:rFonts w:ascii="Aptos" w:hAnsi="Aptos"/>
+                <w:sz w:val="16"/>
+                <w:szCs w:val="16"/>
+              </w:rPr>
+              <w:fldChar w:fldCharType="separate"/>
+            </w:r>
+            <w:r>
+              <w:rPr>
+                <w:rFonts w:ascii="Aptos" w:hAnsi="Aptos"/>
                 <w:sz w:val="16"/>
                 <w:szCs w:val="16"/>
               </w:rPr>
@@ -3578,6 +4062,7 @@
             </w:r>
             <w:r>
               <w:rPr>
+                <w:rFonts w:ascii="Aptos" w:hAnsi="Aptos"/>
                 <w:sz w:val="16"/>
                 <w:szCs w:val="16"/>
               </w:rPr>
@@ -3587,12 +4072,14 @@
           <w:p>
             <w:pPr>
               <w:rPr>
-                <w:sz w:val="16"/>
-                <w:szCs w:val="16"/>
-              </w:rPr>
-            </w:pPr>
-            <w:r>
-              <w:rPr>
+                <w:rFonts w:ascii="Aptos" w:hAnsi="Aptos"/>
+                <w:sz w:val="16"/>
+                <w:szCs w:val="16"/>
+              </w:rPr>
+            </w:pPr>
+            <w:r>
+              <w:rPr>
+                <w:rFonts w:ascii="Aptos" w:hAnsi="Aptos"/>
                 <w:sz w:val="16"/>
                 <w:szCs w:val="16"/>
               </w:rPr>
@@ -3611,6 +4098,7 @@
             </w:r>
             <w:r>
               <w:rPr>
+                <w:rFonts w:ascii="Aptos" w:hAnsi="Aptos"/>
                 <w:sz w:val="16"/>
                 <w:szCs w:val="16"/>
               </w:rPr>
@@ -3618,12 +4106,22 @@
             </w:r>
             <w:r>
               <w:rPr>
-                <w:sz w:val="16"/>
-                <w:szCs w:val="16"/>
-              </w:rPr>
-            </w:r>
-            <w:r>
-              <w:rPr>
+                <w:rFonts w:ascii="Aptos" w:hAnsi="Aptos"/>
+                <w:sz w:val="16"/>
+                <w:szCs w:val="16"/>
+              </w:rPr>
+            </w:r>
+            <w:r>
+              <w:rPr>
+                <w:rFonts w:ascii="Aptos" w:hAnsi="Aptos"/>
+                <w:sz w:val="16"/>
+                <w:szCs w:val="16"/>
+              </w:rPr>
+              <w:fldChar w:fldCharType="separate"/>
+            </w:r>
+            <w:r>
+              <w:rPr>
+                <w:rFonts w:ascii="Aptos" w:hAnsi="Aptos"/>
                 <w:sz w:val="16"/>
                 <w:szCs w:val="16"/>
               </w:rPr>
@@ -3631,6 +4129,7 @@
             </w:r>
             <w:r>
               <w:rPr>
+                <w:rFonts w:ascii="Aptos" w:hAnsi="Aptos"/>
                 <w:sz w:val="16"/>
                 <w:szCs w:val="16"/>
               </w:rPr>
@@ -3640,12 +4139,14 @@
           <w:p>
             <w:pPr>
               <w:rPr>
-                <w:sz w:val="16"/>
-                <w:szCs w:val="16"/>
-              </w:rPr>
-            </w:pPr>
-            <w:r>
-              <w:rPr>
+                <w:rFonts w:ascii="Aptos" w:hAnsi="Aptos"/>
+                <w:sz w:val="16"/>
+                <w:szCs w:val="16"/>
+              </w:rPr>
+            </w:pPr>
+            <w:r>
+              <w:rPr>
+                <w:rFonts w:ascii="Aptos" w:hAnsi="Aptos"/>
                 <w:sz w:val="16"/>
                 <w:szCs w:val="16"/>
               </w:rPr>
@@ -3663,6 +4164,7 @@
             </w:r>
             <w:r>
               <w:rPr>
+                <w:rFonts w:ascii="Aptos" w:hAnsi="Aptos"/>
                 <w:sz w:val="16"/>
                 <w:szCs w:val="16"/>
               </w:rPr>
@@ -3670,12 +4172,22 @@
             </w:r>
             <w:r>
               <w:rPr>
-                <w:sz w:val="16"/>
-                <w:szCs w:val="16"/>
-              </w:rPr>
-            </w:r>
-            <w:r>
-              <w:rPr>
+                <w:rFonts w:ascii="Aptos" w:hAnsi="Aptos"/>
+                <w:sz w:val="16"/>
+                <w:szCs w:val="16"/>
+              </w:rPr>
+            </w:r>
+            <w:r>
+              <w:rPr>
+                <w:rFonts w:ascii="Aptos" w:hAnsi="Aptos"/>
+                <w:sz w:val="16"/>
+                <w:szCs w:val="16"/>
+              </w:rPr>
+              <w:fldChar w:fldCharType="separate"/>
+            </w:r>
+            <w:r>
+              <w:rPr>
+                <w:rFonts w:ascii="Aptos" w:hAnsi="Aptos"/>
                 <w:sz w:val="16"/>
                 <w:szCs w:val="16"/>
               </w:rPr>
@@ -3683,6 +4195,7 @@
             </w:r>
             <w:r>
               <w:rPr>
+                <w:rFonts w:ascii="Aptos" w:hAnsi="Aptos"/>
                 <w:sz w:val="16"/>
                 <w:szCs w:val="16"/>
               </w:rPr>
@@ -3692,12 +4205,14 @@
           <w:p>
             <w:pPr>
               <w:rPr>
-                <w:sz w:val="16"/>
-                <w:szCs w:val="16"/>
-              </w:rPr>
-            </w:pPr>
-            <w:r>
-              <w:rPr>
+                <w:rFonts w:ascii="Aptos" w:hAnsi="Aptos"/>
+                <w:sz w:val="16"/>
+                <w:szCs w:val="16"/>
+              </w:rPr>
+            </w:pPr>
+            <w:r>
+              <w:rPr>
+                <w:rFonts w:ascii="Aptos" w:hAnsi="Aptos"/>
                 <w:sz w:val="16"/>
                 <w:szCs w:val="16"/>
               </w:rPr>
@@ -3715,6 +4230,7 @@
             </w:r>
             <w:r>
               <w:rPr>
+                <w:rFonts w:ascii="Aptos" w:hAnsi="Aptos"/>
                 <w:sz w:val="16"/>
                 <w:szCs w:val="16"/>
               </w:rPr>
@@ -3722,12 +4238,22 @@
             </w:r>
             <w:r>
               <w:rPr>
-                <w:sz w:val="16"/>
-                <w:szCs w:val="16"/>
-              </w:rPr>
-            </w:r>
-            <w:r>
-              <w:rPr>
+                <w:rFonts w:ascii="Aptos" w:hAnsi="Aptos"/>
+                <w:sz w:val="16"/>
+                <w:szCs w:val="16"/>
+              </w:rPr>
+            </w:r>
+            <w:r>
+              <w:rPr>
+                <w:rFonts w:ascii="Aptos" w:hAnsi="Aptos"/>
+                <w:sz w:val="16"/>
+                <w:szCs w:val="16"/>
+              </w:rPr>
+              <w:fldChar w:fldCharType="separate"/>
+            </w:r>
+            <w:r>
+              <w:rPr>
+                <w:rFonts w:ascii="Aptos" w:hAnsi="Aptos"/>
                 <w:sz w:val="16"/>
                 <w:szCs w:val="16"/>
               </w:rPr>
@@ -3735,6 +4261,7 @@
             </w:r>
             <w:r>
               <w:rPr>
+                <w:rFonts w:ascii="Aptos" w:hAnsi="Aptos"/>
                 <w:sz w:val="16"/>
                 <w:szCs w:val="16"/>
               </w:rPr>
@@ -3744,12 +4271,14 @@
           <w:p>
             <w:pPr>
               <w:rPr>
-                <w:sz w:val="16"/>
-                <w:szCs w:val="16"/>
-              </w:rPr>
-            </w:pPr>
-            <w:r>
-              <w:rPr>
+                <w:rFonts w:ascii="Aptos" w:hAnsi="Aptos"/>
+                <w:sz w:val="16"/>
+                <w:szCs w:val="16"/>
+              </w:rPr>
+            </w:pPr>
+            <w:r>
+              <w:rPr>
+                <w:rFonts w:ascii="Aptos" w:hAnsi="Aptos"/>
                 <w:sz w:val="16"/>
                 <w:szCs w:val="16"/>
               </w:rPr>
@@ -3768,6 +4297,7 @@
             </w:r>
             <w:r>
               <w:rPr>
+                <w:rFonts w:ascii="Aptos" w:hAnsi="Aptos"/>
                 <w:sz w:val="16"/>
                 <w:szCs w:val="16"/>
               </w:rPr>
@@ -3775,12 +4305,22 @@
             </w:r>
             <w:r>
               <w:rPr>
-                <w:sz w:val="16"/>
-                <w:szCs w:val="16"/>
-              </w:rPr>
-            </w:r>
-            <w:r>
-              <w:rPr>
+                <w:rFonts w:ascii="Aptos" w:hAnsi="Aptos"/>
+                <w:sz w:val="16"/>
+                <w:szCs w:val="16"/>
+              </w:rPr>
+            </w:r>
+            <w:r>
+              <w:rPr>
+                <w:rFonts w:ascii="Aptos" w:hAnsi="Aptos"/>
+                <w:sz w:val="16"/>
+                <w:szCs w:val="16"/>
+              </w:rPr>
+              <w:fldChar w:fldCharType="separate"/>
+            </w:r>
+            <w:r>
+              <w:rPr>
+                <w:rFonts w:ascii="Aptos" w:hAnsi="Aptos"/>
                 <w:sz w:val="16"/>
                 <w:szCs w:val="16"/>
               </w:rPr>
@@ -3788,6 +4328,7 @@
             </w:r>
             <w:r>
               <w:rPr>
+                <w:rFonts w:ascii="Aptos" w:hAnsi="Aptos"/>
                 <w:sz w:val="16"/>
                 <w:szCs w:val="16"/>
               </w:rPr>
@@ -3797,12 +4338,14 @@
           <w:p>
             <w:pPr>
               <w:rPr>
-                <w:sz w:val="16"/>
-                <w:szCs w:val="16"/>
-              </w:rPr>
-            </w:pPr>
-            <w:r>
-              <w:rPr>
+                <w:rFonts w:ascii="Aptos" w:hAnsi="Aptos"/>
+                <w:sz w:val="16"/>
+                <w:szCs w:val="16"/>
+              </w:rPr>
+            </w:pPr>
+            <w:r>
+              <w:rPr>
+                <w:rFonts w:ascii="Aptos" w:hAnsi="Aptos"/>
                 <w:sz w:val="16"/>
                 <w:szCs w:val="16"/>
               </w:rPr>
@@ -3821,6 +4364,7 @@
             </w:r>
             <w:r>
               <w:rPr>
+                <w:rFonts w:ascii="Aptos" w:hAnsi="Aptos"/>
                 <w:sz w:val="16"/>
                 <w:szCs w:val="16"/>
               </w:rPr>
@@ -3828,12 +4372,22 @@
             </w:r>
             <w:r>
               <w:rPr>
-                <w:sz w:val="16"/>
-                <w:szCs w:val="16"/>
-              </w:rPr>
-            </w:r>
-            <w:r>
-              <w:rPr>
+                <w:rFonts w:ascii="Aptos" w:hAnsi="Aptos"/>
+                <w:sz w:val="16"/>
+                <w:szCs w:val="16"/>
+              </w:rPr>
+            </w:r>
+            <w:r>
+              <w:rPr>
+                <w:rFonts w:ascii="Aptos" w:hAnsi="Aptos"/>
+                <w:sz w:val="16"/>
+                <w:szCs w:val="16"/>
+              </w:rPr>
+              <w:fldChar w:fldCharType="separate"/>
+            </w:r>
+            <w:r>
+              <w:rPr>
+                <w:rFonts w:ascii="Aptos" w:hAnsi="Aptos"/>
                 <w:sz w:val="16"/>
                 <w:szCs w:val="16"/>
               </w:rPr>
@@ -3841,24 +4395,17 @@
             </w:r>
             <w:r>
               <w:rPr>
-                <w:sz w:val="16"/>
-                <w:szCs w:val="16"/>
-              </w:rPr>
-              <w:t xml:space="preserve"> Predisposizione di docce </w:t>
-            </w:r>
-            <w:proofErr w:type="spellStart"/>
-            <w:r>
-              <w:rPr>
-                <w:sz w:val="16"/>
-                <w:szCs w:val="16"/>
-              </w:rPr>
-              <w:t>lavaocchi</w:t>
-            </w:r>
-            <w:proofErr w:type="spellEnd"/>
-          </w:p>
-          <w:p>
-            <w:pPr>
-              <w:rPr>
+                <w:rFonts w:ascii="Aptos" w:hAnsi="Aptos"/>
+                <w:sz w:val="16"/>
+                <w:szCs w:val="16"/>
+              </w:rPr>
+              <w:t xml:space="preserve"> Predisposizione di docce lavaocchi</w:t>
+            </w:r>
+          </w:p>
+          <w:p>
+            <w:pPr>
+              <w:rPr>
+                <w:rFonts w:ascii="Aptos" w:hAnsi="Aptos"/>
                 <w:sz w:val="16"/>
                 <w:szCs w:val="16"/>
               </w:rPr>
@@ -3880,11 +4427,11 @@
               <w:bottom w:val="nil"/>
               <w:right w:val="single" w:sz="4" w:space="0" w:color="auto"/>
             </w:tcBorders>
-            <w:shd w:val="clear" w:color="auto" w:fill="auto"/>
-          </w:tcPr>
-          <w:p>
-            <w:pPr>
-              <w:rPr>
+          </w:tcPr>
+          <w:p>
+            <w:pPr>
+              <w:rPr>
+                <w:rFonts w:ascii="Aptos" w:hAnsi="Aptos"/>
                 <w:b/>
                 <w:sz w:val="10"/>
                 <w:szCs w:val="10"/>
@@ -3903,18 +4450,19 @@
               <w:bottom w:val="single" w:sz="12" w:space="0" w:color="auto"/>
               <w:right w:val="single" w:sz="12" w:space="0" w:color="auto"/>
             </w:tcBorders>
-            <w:shd w:val="clear" w:color="auto" w:fill="auto"/>
             <w:vAlign w:val="center"/>
             <w:hideMark/>
           </w:tcPr>
           <w:p>
             <w:pPr>
               <w:rPr>
-                <w:b/>
-              </w:rPr>
-            </w:pPr>
-            <w:r>
-              <w:rPr>
+                <w:rFonts w:ascii="Aptos" w:hAnsi="Aptos"/>
+                <w:b/>
+              </w:rPr>
+            </w:pPr>
+            <w:r>
+              <w:rPr>
+                <w:rFonts w:ascii="Aptos" w:hAnsi="Aptos"/>
                 <w:b/>
               </w:rPr>
               <w:t>E</w:t>
@@ -3931,18 +4479,19 @@
               <w:bottom w:val="nil"/>
               <w:right w:val="single" w:sz="4" w:space="0" w:color="auto"/>
             </w:tcBorders>
-            <w:shd w:val="clear" w:color="auto" w:fill="auto"/>
             <w:vAlign w:val="center"/>
             <w:hideMark/>
           </w:tcPr>
           <w:p>
             <w:pPr>
               <w:rPr>
-                <w:b/>
-              </w:rPr>
-            </w:pPr>
-            <w:r>
-              <w:rPr>
+                <w:rFonts w:ascii="Aptos" w:hAnsi="Aptos"/>
+                <w:b/>
+              </w:rPr>
+            </w:pPr>
+            <w:r>
+              <w:rPr>
+                <w:rFonts w:ascii="Aptos" w:hAnsi="Aptos"/>
                 <w:b/>
               </w:rPr>
               <w:t>DISPOSITIVI DI PROTEZIONE INDIVIDUALE</w:t>
@@ -3964,11 +4513,11 @@
               <w:bottom w:val="single" w:sz="4" w:space="0" w:color="auto"/>
               <w:right w:val="single" w:sz="4" w:space="0" w:color="auto"/>
             </w:tcBorders>
-            <w:shd w:val="clear" w:color="auto" w:fill="auto"/>
-          </w:tcPr>
-          <w:p>
-            <w:pPr>
-              <w:rPr>
+          </w:tcPr>
+          <w:p>
+            <w:pPr>
+              <w:rPr>
+                <w:rFonts w:ascii="Aptos" w:hAnsi="Aptos"/>
                 <w:b/>
                 <w:sz w:val="10"/>
                 <w:szCs w:val="10"/>
@@ -3988,20 +4537,21 @@
               <w:bottom w:val="single" w:sz="4" w:space="0" w:color="auto"/>
               <w:right w:val="single" w:sz="4" w:space="0" w:color="auto"/>
             </w:tcBorders>
-            <w:shd w:val="clear" w:color="auto" w:fill="auto"/>
             <w:hideMark/>
           </w:tcPr>
           <w:p>
             <w:pPr>
               <w:jc w:val="center"/>
               <w:rPr>
-                <w:b/>
-                <w:sz w:val="20"/>
-                <w:szCs w:val="20"/>
-              </w:rPr>
-            </w:pPr>
-            <w:r>
-              <w:rPr>
+                <w:rFonts w:ascii="Aptos" w:hAnsi="Aptos"/>
+                <w:b/>
+                <w:sz w:val="20"/>
+                <w:szCs w:val="20"/>
+              </w:rPr>
+            </w:pPr>
+            <w:r>
+              <w:rPr>
+                <w:rFonts w:ascii="Aptos" w:hAnsi="Aptos"/>
                 <w:b/>
                 <w:sz w:val="20"/>
                 <w:szCs w:val="20"/>
@@ -4020,20 +4570,21 @@
               <w:bottom w:val="single" w:sz="4" w:space="0" w:color="auto"/>
               <w:right w:val="single" w:sz="4" w:space="0" w:color="auto"/>
             </w:tcBorders>
-            <w:shd w:val="clear" w:color="auto" w:fill="auto"/>
             <w:hideMark/>
           </w:tcPr>
           <w:p>
             <w:pPr>
               <w:jc w:val="center"/>
               <w:rPr>
-                <w:b/>
-                <w:sz w:val="20"/>
-                <w:szCs w:val="20"/>
-              </w:rPr>
-            </w:pPr>
-            <w:r>
-              <w:rPr>
+                <w:rFonts w:ascii="Aptos" w:hAnsi="Aptos"/>
+                <w:b/>
+                <w:sz w:val="20"/>
+                <w:szCs w:val="20"/>
+              </w:rPr>
+            </w:pPr>
+            <w:r>
+              <w:rPr>
+                <w:rFonts w:ascii="Aptos" w:hAnsi="Aptos"/>
                 <w:b/>
                 <w:sz w:val="20"/>
                 <w:szCs w:val="20"/>
@@ -4052,20 +4603,21 @@
               <w:bottom w:val="single" w:sz="4" w:space="0" w:color="auto"/>
               <w:right w:val="single" w:sz="4" w:space="0" w:color="auto"/>
             </w:tcBorders>
-            <w:shd w:val="clear" w:color="auto" w:fill="auto"/>
             <w:hideMark/>
           </w:tcPr>
           <w:p>
             <w:pPr>
               <w:jc w:val="center"/>
               <w:rPr>
-                <w:b/>
-                <w:sz w:val="20"/>
-                <w:szCs w:val="20"/>
-              </w:rPr>
-            </w:pPr>
-            <w:r>
-              <w:rPr>
+                <w:rFonts w:ascii="Aptos" w:hAnsi="Aptos"/>
+                <w:b/>
+                <w:sz w:val="20"/>
+                <w:szCs w:val="20"/>
+              </w:rPr>
+            </w:pPr>
+            <w:r>
+              <w:rPr>
+                <w:rFonts w:ascii="Aptos" w:hAnsi="Aptos"/>
                 <w:b/>
                 <w:sz w:val="20"/>
                 <w:szCs w:val="20"/>
@@ -4084,20 +4636,21 @@
               <w:bottom w:val="single" w:sz="4" w:space="0" w:color="auto"/>
               <w:right w:val="single" w:sz="4" w:space="0" w:color="auto"/>
             </w:tcBorders>
-            <w:shd w:val="clear" w:color="auto" w:fill="auto"/>
             <w:hideMark/>
           </w:tcPr>
           <w:p>
             <w:pPr>
               <w:jc w:val="center"/>
               <w:rPr>
-                <w:b/>
-                <w:sz w:val="20"/>
-                <w:szCs w:val="20"/>
-              </w:rPr>
-            </w:pPr>
-            <w:r>
-              <w:rPr>
+                <w:rFonts w:ascii="Aptos" w:hAnsi="Aptos"/>
+                <w:b/>
+                <w:sz w:val="20"/>
+                <w:szCs w:val="20"/>
+              </w:rPr>
+            </w:pPr>
+            <w:r>
+              <w:rPr>
+                <w:rFonts w:ascii="Aptos" w:hAnsi="Aptos"/>
                 <w:b/>
                 <w:sz w:val="20"/>
                 <w:szCs w:val="20"/>
@@ -4118,17 +4671,18 @@
               <w:bottom w:val="single" w:sz="4" w:space="0" w:color="auto"/>
               <w:right w:val="single" w:sz="4" w:space="0" w:color="auto"/>
             </w:tcBorders>
-            <w:shd w:val="clear" w:color="auto" w:fill="auto"/>
-          </w:tcPr>
-          <w:p>
-            <w:pPr>
-              <w:rPr>
-                <w:sz w:val="16"/>
-                <w:szCs w:val="16"/>
-              </w:rPr>
-            </w:pPr>
-            <w:r>
-              <w:rPr>
+          </w:tcPr>
+          <w:p>
+            <w:pPr>
+              <w:rPr>
+                <w:rFonts w:ascii="Aptos" w:hAnsi="Aptos"/>
+                <w:sz w:val="16"/>
+                <w:szCs w:val="16"/>
+              </w:rPr>
+            </w:pPr>
+            <w:r>
+              <w:rPr>
+                <w:rFonts w:ascii="Aptos" w:hAnsi="Aptos"/>
                 <w:sz w:val="16"/>
                 <w:szCs w:val="16"/>
               </w:rPr>
@@ -4147,26 +4701,53 @@
             <w:bookmarkStart w:id="4" w:name="Controllo4"/>
             <w:r>
               <w:rPr>
+                <w:rFonts w:ascii="Aptos" w:hAnsi="Aptos"/>
                 <w:sz w:val="16"/>
                 <w:szCs w:val="16"/>
               </w:rPr>
               <w:instrText xml:space="preserve"> FORMCHECKBOX </w:instrText>
             </w:r>
             <w:r>
+              <w:rPr>
+                <w:rFonts w:ascii="Aptos" w:hAnsi="Aptos"/>
+              </w:rPr>
+            </w:r>
+            <w:r>
+              <w:rPr>
+                <w:rFonts w:ascii="Aptos" w:hAnsi="Aptos"/>
+              </w:rPr>
+              <w:fldChar w:fldCharType="separate"/>
+            </w:r>
+            <w:r>
+              <w:rPr>
+                <w:rFonts w:ascii="Aptos" w:hAnsi="Aptos"/>
+              </w:rPr>
               <w:fldChar w:fldCharType="end"/>
             </w:r>
             <w:bookmarkEnd w:id="4"/>
             <w:r>
               <w:rPr>
-                <w:sz w:val="16"/>
-                <w:szCs w:val="16"/>
-              </w:rPr>
-              <w:t xml:space="preserve"> Occhiali EN 166 con protezioni laterali</w:t>
-            </w:r>
-          </w:p>
-          <w:p>
-            <w:pPr>
-              <w:rPr>
+                <w:rFonts w:ascii="Aptos" w:hAnsi="Aptos"/>
+                <w:sz w:val="16"/>
+                <w:szCs w:val="16"/>
+              </w:rPr>
+              <w:t xml:space="preserve"> Occhiali </w:t>
+            </w:r>
+            <w:r>
+              <w:rPr>
+                <w:rFonts w:ascii="Aptos" w:hAnsi="Aptos"/>
+                <w:i/>
+                <w:iCs/>
+                <w:sz w:val="16"/>
+                <w:szCs w:val="16"/>
+              </w:rPr>
+              <w:t>UNI EN ISO 16321</w:t>
+            </w:r>
+          </w:p>
+          <w:p>
+            <w:pPr>
+              <w:rPr>
+                <w:rFonts w:ascii="Aptos" w:hAnsi="Aptos"/>
                 <w:sz w:val="16"/>
                 <w:szCs w:val="16"/>
               </w:rPr>
@@ -4183,18 +4764,19 @@
               <w:bottom w:val="single" w:sz="4" w:space="0" w:color="auto"/>
               <w:right w:val="single" w:sz="4" w:space="0" w:color="auto"/>
             </w:tcBorders>
-            <w:shd w:val="clear" w:color="auto" w:fill="auto"/>
-            <w:hideMark/>
-          </w:tcPr>
-          <w:p>
-            <w:pPr>
-              <w:rPr>
-                <w:sz w:val="16"/>
-                <w:szCs w:val="16"/>
-              </w:rPr>
-            </w:pPr>
-            <w:r>
-              <w:rPr>
+            <w:hideMark/>
+          </w:tcPr>
+          <w:p>
+            <w:pPr>
+              <w:rPr>
+                <w:rFonts w:ascii="Aptos" w:hAnsi="Aptos"/>
+                <w:sz w:val="16"/>
+                <w:szCs w:val="16"/>
+              </w:rPr>
+            </w:pPr>
+            <w:r>
+              <w:rPr>
+                <w:rFonts w:ascii="Aptos" w:hAnsi="Aptos"/>
                 <w:sz w:val="16"/>
                 <w:szCs w:val="16"/>
               </w:rPr>
@@ -4213,6 +4795,7 @@
             </w:r>
             <w:r>
               <w:rPr>
+                <w:rFonts w:ascii="Aptos" w:hAnsi="Aptos"/>
                 <w:sz w:val="16"/>
                 <w:szCs w:val="16"/>
               </w:rPr>
@@ -4220,12 +4803,22 @@
             </w:r>
             <w:r>
               <w:rPr>
-                <w:sz w:val="16"/>
-                <w:szCs w:val="16"/>
-              </w:rPr>
-            </w:r>
-            <w:r>
-              <w:rPr>
+                <w:rFonts w:ascii="Aptos" w:hAnsi="Aptos"/>
+                <w:sz w:val="16"/>
+                <w:szCs w:val="16"/>
+              </w:rPr>
+            </w:r>
+            <w:r>
+              <w:rPr>
+                <w:rFonts w:ascii="Aptos" w:hAnsi="Aptos"/>
+                <w:sz w:val="16"/>
+                <w:szCs w:val="16"/>
+              </w:rPr>
+              <w:fldChar w:fldCharType="separate"/>
+            </w:r>
+            <w:r>
+              <w:rPr>
+                <w:rFonts w:ascii="Aptos" w:hAnsi="Aptos"/>
                 <w:sz w:val="16"/>
                 <w:szCs w:val="16"/>
               </w:rPr>
@@ -4233,6 +4826,7 @@
             </w:r>
             <w:r>
               <w:rPr>
+                <w:rFonts w:ascii="Aptos" w:hAnsi="Aptos"/>
                 <w:sz w:val="16"/>
                 <w:szCs w:val="16"/>
               </w:rPr>
@@ -4250,18 +4844,19 @@
               <w:bottom w:val="single" w:sz="4" w:space="0" w:color="auto"/>
               <w:right w:val="single" w:sz="4" w:space="0" w:color="auto"/>
             </w:tcBorders>
-            <w:shd w:val="clear" w:color="auto" w:fill="auto"/>
-            <w:hideMark/>
-          </w:tcPr>
-          <w:p>
-            <w:pPr>
-              <w:rPr>
-                <w:sz w:val="16"/>
-                <w:szCs w:val="16"/>
-              </w:rPr>
-            </w:pPr>
-            <w:r>
-              <w:rPr>
+            <w:hideMark/>
+          </w:tcPr>
+          <w:p>
+            <w:pPr>
+              <w:rPr>
+                <w:rFonts w:ascii="Aptos" w:hAnsi="Aptos"/>
+                <w:sz w:val="16"/>
+                <w:szCs w:val="16"/>
+              </w:rPr>
+            </w:pPr>
+            <w:r>
+              <w:rPr>
+                <w:rFonts w:ascii="Aptos" w:hAnsi="Aptos"/>
                 <w:sz w:val="16"/>
                 <w:szCs w:val="16"/>
               </w:rPr>
@@ -4280,6 +4875,7 @@
             </w:r>
             <w:r>
               <w:rPr>
+                <w:rFonts w:ascii="Aptos" w:hAnsi="Aptos"/>
                 <w:sz w:val="16"/>
                 <w:szCs w:val="16"/>
               </w:rPr>
@@ -4287,12 +4883,22 @@
             </w:r>
             <w:r>
               <w:rPr>
-                <w:sz w:val="16"/>
-                <w:szCs w:val="16"/>
-              </w:rPr>
-            </w:r>
-            <w:r>
-              <w:rPr>
+                <w:rFonts w:ascii="Aptos" w:hAnsi="Aptos"/>
+                <w:sz w:val="16"/>
+                <w:szCs w:val="16"/>
+              </w:rPr>
+            </w:r>
+            <w:r>
+              <w:rPr>
+                <w:rFonts w:ascii="Aptos" w:hAnsi="Aptos"/>
+                <w:sz w:val="16"/>
+                <w:szCs w:val="16"/>
+              </w:rPr>
+              <w:fldChar w:fldCharType="separate"/>
+            </w:r>
+            <w:r>
+              <w:rPr>
+                <w:rFonts w:ascii="Aptos" w:hAnsi="Aptos"/>
                 <w:sz w:val="16"/>
                 <w:szCs w:val="16"/>
               </w:rPr>
@@ -4300,6 +4906,7 @@
             </w:r>
             <w:r>
               <w:rPr>
+                <w:rFonts w:ascii="Aptos" w:hAnsi="Aptos"/>
                 <w:sz w:val="16"/>
                 <w:szCs w:val="16"/>
               </w:rPr>
@@ -4317,18 +4924,19 @@
               <w:bottom w:val="single" w:sz="4" w:space="0" w:color="auto"/>
               <w:right w:val="single" w:sz="4" w:space="0" w:color="auto"/>
             </w:tcBorders>
-            <w:shd w:val="clear" w:color="auto" w:fill="auto"/>
-            <w:hideMark/>
-          </w:tcPr>
-          <w:p>
-            <w:pPr>
-              <w:rPr>
-                <w:sz w:val="16"/>
-                <w:szCs w:val="16"/>
-              </w:rPr>
-            </w:pPr>
-            <w:r>
-              <w:rPr>
+            <w:hideMark/>
+          </w:tcPr>
+          <w:p>
+            <w:pPr>
+              <w:rPr>
+                <w:rFonts w:ascii="Aptos" w:hAnsi="Aptos"/>
+                <w:sz w:val="16"/>
+                <w:szCs w:val="16"/>
+              </w:rPr>
+            </w:pPr>
+            <w:r>
+              <w:rPr>
+                <w:rFonts w:ascii="Aptos" w:hAnsi="Aptos"/>
                 <w:sz w:val="16"/>
                 <w:szCs w:val="16"/>
               </w:rPr>
@@ -4347,6 +4955,7 @@
             </w:r>
             <w:r>
               <w:rPr>
+                <w:rFonts w:ascii="Aptos" w:hAnsi="Aptos"/>
                 <w:sz w:val="16"/>
                 <w:szCs w:val="16"/>
               </w:rPr>
@@ -4354,12 +4963,22 @@
             </w:r>
             <w:r>
               <w:rPr>
-                <w:sz w:val="16"/>
-                <w:szCs w:val="16"/>
-              </w:rPr>
-            </w:r>
-            <w:r>
-              <w:rPr>
+                <w:rFonts w:ascii="Aptos" w:hAnsi="Aptos"/>
+                <w:sz w:val="16"/>
+                <w:szCs w:val="16"/>
+              </w:rPr>
+            </w:r>
+            <w:r>
+              <w:rPr>
+                <w:rFonts w:ascii="Aptos" w:hAnsi="Aptos"/>
+                <w:sz w:val="16"/>
+                <w:szCs w:val="16"/>
+              </w:rPr>
+              <w:fldChar w:fldCharType="separate"/>
+            </w:r>
+            <w:r>
+              <w:rPr>
+                <w:rFonts w:ascii="Aptos" w:hAnsi="Aptos"/>
                 <w:sz w:val="16"/>
                 <w:szCs w:val="16"/>
               </w:rPr>
@@ -4367,6 +4986,7 @@
             </w:r>
             <w:r>
               <w:rPr>
+                <w:rFonts w:ascii="Aptos" w:hAnsi="Aptos"/>
                 <w:sz w:val="16"/>
                 <w:szCs w:val="16"/>
               </w:rPr>
@@ -4388,7 +5008,7 @@
 </file>
 
 <file path=word/styles.xml><?xml version="1.0" encoding="utf-8"?>
-<w:styles xmlns:mc="http://schemas.openxmlformats.org/markup-compatibility/2006" xmlns:r="http://schemas.openxmlformats.org/officeDocument/2006/relationships" xmlns:w="http://schemas.openxmlformats.org/wordprocessingml/2006/main" xmlns:w14="http://schemas.microsoft.com/office/word/2010/wordml" xmlns:w15="http://schemas.microsoft.com/office/word/2012/wordml" xmlns:w16cex="http://schemas.microsoft.com/office/word/2018/wordml/cex" xmlns:w16cid="http://schemas.microsoft.com/office/word/2016/wordml/cid" xmlns:w16="http://schemas.microsoft.com/office/word/2018/wordml" xmlns:w16du="http://schemas.microsoft.com/office/word/2023/wordml/word16du" xmlns:w16sdtdh="http://schemas.microsoft.com/office/word/2020/wordml/sdtdatahash" xmlns:w16se="http://schemas.microsoft.com/office/word/2015/wordml/symex" mc:Ignorable="w14 w15 w16se w16cid w16 w16cex w16sdtdh w16du">
+<w:styles xmlns:mc="http://schemas.openxmlformats.org/markup-compatibility/2006" xmlns:r="http://schemas.openxmlformats.org/officeDocument/2006/relationships" xmlns:w="http://schemas.openxmlformats.org/wordprocessingml/2006/main" xmlns:w14="http://schemas.microsoft.com/office/word/2010/wordml" xmlns:w15="http://schemas.microsoft.com/office/word/2012/wordml" xmlns:w16cex="http://schemas.microsoft.com/office/word/2018/wordml/cex" xmlns:w16cid="http://schemas.microsoft.com/office/word/2016/wordml/cid" xmlns:w16="http://schemas.microsoft.com/office/word/2018/wordml" xmlns:w16du="http://schemas.microsoft.com/office/word/2023/wordml/word16du" xmlns:w16sdtdh="http://schemas.microsoft.com/office/word/2020/wordml/sdtdatahash" xmlns:w16sdtfl="http://schemas.microsoft.com/office/word/2024/wordml/sdtformatlock" xmlns:w16se="http://schemas.microsoft.com/office/word/2015/wordml/symex" mc:Ignorable="w14 w15 w16se w16cid w16 w16cex w16sdtdh w16sdtfl w16du">
   <w:docDefaults>
     <w:rPrDefault>
       <w:rPr>
@@ -5018,7 +5638,6 @@
   <w:style w:type="character" w:default="1" w:styleId="Carpredefinitoparagrafo">
     <w:name w:val="Default Paragraph Font"/>
     <w:uiPriority w:val="1"/>
-    <w:semiHidden/>
     <w:unhideWhenUsed/>
   </w:style>
   <w:style w:type="table" w:default="1" w:styleId="Tabellanormale">
